--- a/Docs/4.Requisitos_Rastreabilidade/Requisitos/UC_Essencial_Cadastros_Myllena.docx
+++ b/Docs/4.Requisitos_Rastreabilidade/Requisitos/UC_Essencial_Cadastros_Myllena.docx
@@ -50,102 +50,6 @@
         <w:t xml:space="preserve"> Psicólogo</w:t>
       </w:r>
     </w:p>
-    <w:p>
-      <w:pPr>
-        <w:pStyle w:val="PargrafodaLista"/>
-        <w:numPr>
-          <w:ilvl w:val="0"/>
-          <w:numId w:val="1"/>
-        </w:numPr>
-      </w:pPr>
-      <w:r>
-        <w:t>O psicólogo inicia o cadastro na plataforma.</w:t>
-      </w:r>
-    </w:p>
-    <w:p>
-      <w:pPr>
-        <w:pStyle w:val="PargrafodaLista"/>
-        <w:numPr>
-          <w:ilvl w:val="0"/>
-          <w:numId w:val="1"/>
-        </w:numPr>
-      </w:pPr>
-      <w:r>
-        <w:t>O sistema solicita as informações necessárias para o cadastro.</w:t>
-      </w:r>
-    </w:p>
-    <w:p>
-      <w:pPr>
-        <w:pStyle w:val="PargrafodaLista"/>
-        <w:numPr>
-          <w:ilvl w:val="0"/>
-          <w:numId w:val="1"/>
-        </w:numPr>
-      </w:pPr>
-      <w:r>
-        <w:t>O psicólogo informa seus dados pessoais e profissionais.</w:t>
-      </w:r>
-    </w:p>
-    <w:p>
-      <w:pPr>
-        <w:pStyle w:val="PargrafodaLista"/>
-        <w:numPr>
-          <w:ilvl w:val="0"/>
-          <w:numId w:val="1"/>
-        </w:numPr>
-      </w:pPr>
-      <w:r>
-        <w:t>O sistema verifica se as informações foram preenchidas corretamente.</w:t>
-      </w:r>
-    </w:p>
-    <w:p>
-      <w:pPr>
-        <w:pStyle w:val="PargrafodaLista"/>
-        <w:numPr>
-          <w:ilvl w:val="0"/>
-          <w:numId w:val="1"/>
-        </w:numPr>
-      </w:pPr>
-      <w:r>
-        <w:t>O sistema valida o registro profissional informado pelo psicólogo.</w:t>
-      </w:r>
-    </w:p>
-    <w:p>
-      <w:pPr>
-        <w:pStyle w:val="PargrafodaLista"/>
-        <w:numPr>
-          <w:ilvl w:val="0"/>
-          <w:numId w:val="1"/>
-        </w:numPr>
-      </w:pPr>
-      <w:r>
-        <w:t>O psicólogo define algumas informações iniciais de uso da plataforma.</w:t>
-      </w:r>
-    </w:p>
-    <w:p>
-      <w:pPr>
-        <w:pStyle w:val="PargrafodaLista"/>
-        <w:numPr>
-          <w:ilvl w:val="0"/>
-          <w:numId w:val="1"/>
-        </w:numPr>
-      </w:pPr>
-      <w:r>
-        <w:t>O sistema realiza o cadastro profissional.</w:t>
-      </w:r>
-    </w:p>
-    <w:p>
-      <w:pPr>
-        <w:pStyle w:val="PargrafodaLista"/>
-        <w:numPr>
-          <w:ilvl w:val="0"/>
-          <w:numId w:val="1"/>
-        </w:numPr>
-      </w:pPr>
-      <w:r>
-        <w:t>O sistema informa que o cadastro foi concluído com sucesso.</w:t>
-      </w:r>
-    </w:p>
     <w:p/>
     <w:p>
       <w:pPr>
@@ -159,9 +63,46 @@
           <w:b/>
           <w:bCs/>
         </w:rPr>
-        <w:t>Extensões (fluxos alternativos)</w:t>
-      </w:r>
-    </w:p>
+        <w:t>Interessados e interesses</w:t>
+      </w:r>
+    </w:p>
+    <w:p>
+      <w:pPr>
+        <w:pStyle w:val="PargrafodaLista"/>
+        <w:numPr>
+          <w:ilvl w:val="0"/>
+          <w:numId w:val="18"/>
+        </w:numPr>
+      </w:pPr>
+      <w:r>
+        <w:t xml:space="preserve">Psicólogo: deseja realizar cadastro na plataforma para utilizar os serviços do sistema. </w:t>
+      </w:r>
+    </w:p>
+    <w:p>
+      <w:pPr>
+        <w:pStyle w:val="PargrafodaLista"/>
+        <w:numPr>
+          <w:ilvl w:val="0"/>
+          <w:numId w:val="18"/>
+        </w:numPr>
+      </w:pPr>
+      <w:r>
+        <w:t xml:space="preserve">Administração: deseja garantir que apenas profissionais válidos sejam cadastrados. </w:t>
+      </w:r>
+    </w:p>
+    <w:p>
+      <w:pPr>
+        <w:pStyle w:val="PargrafodaLista"/>
+        <w:numPr>
+          <w:ilvl w:val="0"/>
+          <w:numId w:val="18"/>
+        </w:numPr>
+      </w:pPr>
+      <w:r>
+        <w:t>Sistema: garantir integridade e validade das informações cadastradas.</w:t>
+      </w:r>
+    </w:p>
+    <w:p/>
     <w:p>
       <w:pPr>
         <w:rPr>
@@ -169,221 +110,237 @@
           <w:bCs/>
         </w:rPr>
       </w:pPr>
-    </w:p>
-    <w:p>
-      <w:pPr>
-        <w:pStyle w:val="PargrafodaLista"/>
-        <w:numPr>
-          <w:ilvl w:val="0"/>
-          <w:numId w:val="3"/>
-        </w:numPr>
+      <w:r>
         <w:rPr>
           <w:b/>
           <w:bCs/>
         </w:rPr>
-      </w:pPr>
-      <w:r>
+        <w:t>Pré-condições</w:t>
+      </w:r>
+    </w:p>
+    <w:p>
+      <w:pPr>
+        <w:pStyle w:val="PargrafodaLista"/>
+        <w:numPr>
+          <w:ilvl w:val="0"/>
+          <w:numId w:val="21"/>
+        </w:numPr>
+      </w:pPr>
+      <w:r>
+        <w:t>O psicólogo deve possuir registro profissional válido.</w:t>
+      </w:r>
+    </w:p>
+    <w:p/>
+    <w:p>
+      <w:pPr>
         <w:rPr>
           <w:b/>
           <w:bCs/>
         </w:rPr>
-        <w:t xml:space="preserve">       Informações inválidas</w:t>
-      </w:r>
-    </w:p>
-    <w:p>
-      <w:pPr>
-        <w:pStyle w:val="PargrafodaLista"/>
-        <w:numPr>
-          <w:ilvl w:val="0"/>
-          <w:numId w:val="2"/>
-        </w:numPr>
-      </w:pPr>
-      <w:r>
-        <w:t>O sistema identifica informações incorretas.</w:t>
-      </w:r>
-    </w:p>
-    <w:p>
-      <w:pPr>
-        <w:pStyle w:val="PargrafodaLista"/>
-        <w:numPr>
-          <w:ilvl w:val="0"/>
-          <w:numId w:val="2"/>
-        </w:numPr>
-      </w:pPr>
-      <w:r>
-        <w:t>O sistema informa o problema ao psicólogo.</w:t>
-      </w:r>
-    </w:p>
-    <w:p>
-      <w:pPr>
-        <w:pStyle w:val="PargrafodaLista"/>
-        <w:numPr>
-          <w:ilvl w:val="0"/>
-          <w:numId w:val="2"/>
-        </w:numPr>
-      </w:pPr>
-      <w:r>
-        <w:t>O psicólogo corrige os dados informados.</w:t>
-      </w:r>
-    </w:p>
-    <w:p>
-      <w:pPr>
-        <w:pStyle w:val="PargrafodaLista"/>
-        <w:numPr>
-          <w:ilvl w:val="0"/>
-          <w:numId w:val="2"/>
-        </w:numPr>
-      </w:pPr>
-      <w:r>
-        <w:t>O fluxo retorna ao passo 4.</w:t>
-      </w:r>
-    </w:p>
-    <w:p/>
-    <w:p>
-      <w:pPr>
-        <w:pStyle w:val="PargrafodaLista"/>
-        <w:numPr>
-          <w:ilvl w:val="0"/>
-          <w:numId w:val="6"/>
-        </w:numPr>
+      </w:pPr>
+      <w:r>
         <w:rPr>
           <w:b/>
           <w:bCs/>
         </w:rPr>
-      </w:pPr>
-      <w:r>
+        <w:t>Garantia de sucesso</w:t>
+      </w:r>
+    </w:p>
+    <w:p>
+      <w:pPr>
+        <w:pStyle w:val="PargrafodaLista"/>
+        <w:numPr>
+          <w:ilvl w:val="0"/>
+          <w:numId w:val="21"/>
+        </w:numPr>
+      </w:pPr>
+      <w:r>
+        <w:t>O cadastro profissional é realizado corretamente no sistema.</w:t>
+      </w:r>
+    </w:p>
+    <w:p/>
+    <w:p>
+      <w:pPr>
+        <w:pStyle w:val="PargrafodaLista"/>
+        <w:numPr>
+          <w:ilvl w:val="0"/>
+          <w:numId w:val="1"/>
+        </w:numPr>
+      </w:pPr>
+      <w:r>
+        <w:t>O psicólogo inicia o cadastro na plataforma.</w:t>
+      </w:r>
+    </w:p>
+    <w:p>
+      <w:pPr>
+        <w:pStyle w:val="PargrafodaLista"/>
+        <w:numPr>
+          <w:ilvl w:val="0"/>
+          <w:numId w:val="1"/>
+        </w:numPr>
+      </w:pPr>
+      <w:r>
+        <w:t>O sistema solicita as informações necessárias para o cadastro.</w:t>
+      </w:r>
+    </w:p>
+    <w:p>
+      <w:pPr>
+        <w:pStyle w:val="PargrafodaLista"/>
+        <w:numPr>
+          <w:ilvl w:val="0"/>
+          <w:numId w:val="1"/>
+        </w:numPr>
+      </w:pPr>
+      <w:r>
+        <w:t>O psicólogo informa seus dados pessoais e profissionais.</w:t>
+      </w:r>
+    </w:p>
+    <w:p>
+      <w:pPr>
+        <w:pStyle w:val="PargrafodaLista"/>
+        <w:numPr>
+          <w:ilvl w:val="0"/>
+          <w:numId w:val="1"/>
+        </w:numPr>
+      </w:pPr>
+      <w:r>
+        <w:t>O sistema verifica se as informações foram preenchidas corretamente.</w:t>
+      </w:r>
+    </w:p>
+    <w:p>
+      <w:pPr>
+        <w:pStyle w:val="PargrafodaLista"/>
+        <w:numPr>
+          <w:ilvl w:val="0"/>
+          <w:numId w:val="1"/>
+        </w:numPr>
+      </w:pPr>
+      <w:r>
+        <w:t>O sistema valida o registro profissional informado pelo psicólogo.</w:t>
+      </w:r>
+    </w:p>
+    <w:p>
+      <w:pPr>
+        <w:pStyle w:val="PargrafodaLista"/>
+        <w:numPr>
+          <w:ilvl w:val="0"/>
+          <w:numId w:val="1"/>
+        </w:numPr>
+      </w:pPr>
+      <w:r>
+        <w:t>O psicólogo define algumas informações iniciais de uso da plataforma.</w:t>
+      </w:r>
+    </w:p>
+    <w:p>
+      <w:pPr>
+        <w:pStyle w:val="PargrafodaLista"/>
+        <w:numPr>
+          <w:ilvl w:val="0"/>
+          <w:numId w:val="1"/>
+        </w:numPr>
+      </w:pPr>
+      <w:r>
+        <w:t>O sistema realiza o cadastro profissional.</w:t>
+      </w:r>
+    </w:p>
+    <w:p>
+      <w:pPr>
+        <w:pStyle w:val="PargrafodaLista"/>
+        <w:numPr>
+          <w:ilvl w:val="0"/>
+          <w:numId w:val="1"/>
+        </w:numPr>
+      </w:pPr>
+      <w:r>
+        <w:t>O sistema informa que o cadastro foi concluído com sucesso.</w:t>
+      </w:r>
+    </w:p>
+    <w:p/>
+    <w:p>
+      <w:pPr>
         <w:rPr>
           <w:b/>
           <w:bCs/>
         </w:rPr>
-        <w:t xml:space="preserve">       </w:t>
-      </w:r>
+      </w:pPr>
       <w:r>
         <w:rPr>
           <w:b/>
           <w:bCs/>
         </w:rPr>
-        <w:t>Registro profissional não encontrado</w:t>
-      </w:r>
-    </w:p>
-    <w:p>
-      <w:pPr>
-        <w:pStyle w:val="PargrafodaLista"/>
-        <w:numPr>
-          <w:ilvl w:val="0"/>
-          <w:numId w:val="5"/>
-        </w:numPr>
-      </w:pPr>
-      <w:r>
-        <w:t>O sistema identifica que o registro informado é inválido.</w:t>
-      </w:r>
-    </w:p>
-    <w:p>
-      <w:pPr>
-        <w:pStyle w:val="PargrafodaLista"/>
-        <w:numPr>
-          <w:ilvl w:val="0"/>
-          <w:numId w:val="5"/>
-        </w:numPr>
-      </w:pPr>
-      <w:r>
-        <w:t>O sistema informa o problema ao psicólogo.</w:t>
-      </w:r>
-    </w:p>
-    <w:p>
-      <w:pPr>
-        <w:pStyle w:val="PargrafodaLista"/>
-        <w:numPr>
-          <w:ilvl w:val="0"/>
-          <w:numId w:val="5"/>
-        </w:numPr>
-      </w:pPr>
-      <w:r>
-        <w:t>O psicólogo corrige as informações profissionais.</w:t>
-      </w:r>
-    </w:p>
-    <w:p>
-      <w:pPr>
-        <w:pStyle w:val="PargrafodaLista"/>
-        <w:numPr>
-          <w:ilvl w:val="0"/>
-          <w:numId w:val="5"/>
-        </w:numPr>
-      </w:pPr>
-      <w:r>
-        <w:t>O fluxo retorna ao passo 5.</w:t>
-      </w:r>
-    </w:p>
-    <w:p/>
-    <w:p>
-      <w:pPr>
-        <w:pStyle w:val="PargrafodaLista"/>
-        <w:numPr>
-          <w:ilvl w:val="0"/>
-          <w:numId w:val="9"/>
-        </w:numPr>
+        <w:t>Extensões (fluxos alternativos)</w:t>
+      </w:r>
+    </w:p>
+    <w:p>
+      <w:pPr>
         <w:rPr>
           <w:b/>
           <w:bCs/>
         </w:rPr>
       </w:pPr>
-      <w:r>
+    </w:p>
+    <w:p>
+      <w:pPr>
+        <w:pStyle w:val="PargrafodaLista"/>
+        <w:numPr>
+          <w:ilvl w:val="0"/>
+          <w:numId w:val="3"/>
+        </w:numPr>
         <w:rPr>
           <w:b/>
           <w:bCs/>
         </w:rPr>
-        <w:t xml:space="preserve">        </w:t>
-      </w:r>
+      </w:pPr>
       <w:r>
         <w:rPr>
           <w:b/>
           <w:bCs/>
         </w:rPr>
-        <w:t>Informações incompletas</w:t>
-      </w:r>
-    </w:p>
-    <w:p>
-      <w:pPr>
-        <w:pStyle w:val="PargrafodaLista"/>
-        <w:numPr>
-          <w:ilvl w:val="0"/>
-          <w:numId w:val="8"/>
-        </w:numPr>
-      </w:pPr>
-      <w:r>
-        <w:t>O sistema identifica ausência de dados obrigatórios.</w:t>
-      </w:r>
-    </w:p>
-    <w:p>
-      <w:pPr>
-        <w:pStyle w:val="PargrafodaLista"/>
-        <w:numPr>
-          <w:ilvl w:val="0"/>
-          <w:numId w:val="8"/>
-        </w:numPr>
-      </w:pPr>
-      <w:r>
-        <w:t>O sistema solicita as informações restantes.</w:t>
-      </w:r>
-    </w:p>
-    <w:p>
-      <w:pPr>
-        <w:pStyle w:val="PargrafodaLista"/>
-        <w:numPr>
-          <w:ilvl w:val="0"/>
-          <w:numId w:val="8"/>
-        </w:numPr>
-      </w:pPr>
-      <w:r>
-        <w:t>O psicólogo fornece os dados faltantes.</w:t>
-      </w:r>
-    </w:p>
-    <w:p>
-      <w:pPr>
-        <w:pStyle w:val="PargrafodaLista"/>
-        <w:numPr>
-          <w:ilvl w:val="0"/>
-          <w:numId w:val="8"/>
+        <w:t xml:space="preserve">       Informações inválidas</w:t>
+      </w:r>
+    </w:p>
+    <w:p>
+      <w:pPr>
+        <w:pStyle w:val="PargrafodaLista"/>
+        <w:numPr>
+          <w:ilvl w:val="0"/>
+          <w:numId w:val="2"/>
+        </w:numPr>
+      </w:pPr>
+      <w:r>
+        <w:t>O sistema identifica informações incorretas.</w:t>
+      </w:r>
+    </w:p>
+    <w:p>
+      <w:pPr>
+        <w:pStyle w:val="PargrafodaLista"/>
+        <w:numPr>
+          <w:ilvl w:val="0"/>
+          <w:numId w:val="2"/>
+        </w:numPr>
+      </w:pPr>
+      <w:r>
+        <w:t>O sistema informa o problema ao psicólogo.</w:t>
+      </w:r>
+    </w:p>
+    <w:p>
+      <w:pPr>
+        <w:pStyle w:val="PargrafodaLista"/>
+        <w:numPr>
+          <w:ilvl w:val="0"/>
+          <w:numId w:val="2"/>
+        </w:numPr>
+      </w:pPr>
+      <w:r>
+        <w:t>O psicólogo corrige os dados informados.</w:t>
+      </w:r>
+    </w:p>
+    <w:p>
+      <w:pPr>
+        <w:pStyle w:val="PargrafodaLista"/>
+        <w:numPr>
+          <w:ilvl w:val="0"/>
+          <w:numId w:val="2"/>
         </w:numPr>
       </w:pPr>
       <w:r>
@@ -393,6 +350,11 @@
     <w:p/>
     <w:p>
       <w:pPr>
+        <w:pStyle w:val="PargrafodaLista"/>
+        <w:numPr>
+          <w:ilvl w:val="0"/>
+          <w:numId w:val="6"/>
+        </w:numPr>
         <w:rPr>
           <w:b/>
           <w:bCs/>
@@ -403,153 +365,155 @@
           <w:b/>
           <w:bCs/>
         </w:rPr>
-        <w:t>------------------------------------------------------------------------------------------------------</w:t>
-      </w:r>
-    </w:p>
-    <w:p/>
-    <w:p>
-      <w:pPr>
+        <w:lastRenderedPageBreak/>
+        <w:t xml:space="preserve">       </w:t>
+      </w:r>
+      <w:r>
         <w:rPr>
           <w:b/>
           <w:bCs/>
         </w:rPr>
-      </w:pPr>
-      <w:r>
+        <w:t>Registro profissional não encontrado</w:t>
+      </w:r>
+    </w:p>
+    <w:p>
+      <w:pPr>
+        <w:pStyle w:val="PargrafodaLista"/>
+        <w:numPr>
+          <w:ilvl w:val="0"/>
+          <w:numId w:val="5"/>
+        </w:numPr>
+      </w:pPr>
+      <w:r>
+        <w:t>O sistema identifica que o registro informado é inválido.</w:t>
+      </w:r>
+    </w:p>
+    <w:p>
+      <w:pPr>
+        <w:pStyle w:val="PargrafodaLista"/>
+        <w:numPr>
+          <w:ilvl w:val="0"/>
+          <w:numId w:val="5"/>
+        </w:numPr>
+      </w:pPr>
+      <w:r>
+        <w:t>O sistema informa o problema ao psicólogo.</w:t>
+      </w:r>
+    </w:p>
+    <w:p>
+      <w:pPr>
+        <w:pStyle w:val="PargrafodaLista"/>
+        <w:numPr>
+          <w:ilvl w:val="0"/>
+          <w:numId w:val="5"/>
+        </w:numPr>
+      </w:pPr>
+      <w:r>
+        <w:t>O psicólogo corrige as informações profissionais.</w:t>
+      </w:r>
+    </w:p>
+    <w:p>
+      <w:pPr>
+        <w:pStyle w:val="PargrafodaLista"/>
+        <w:numPr>
+          <w:ilvl w:val="0"/>
+          <w:numId w:val="5"/>
+        </w:numPr>
+      </w:pPr>
+      <w:r>
+        <w:t>O fluxo retorna ao passo 5.</w:t>
+      </w:r>
+    </w:p>
+    <w:p/>
+    <w:p>
+      <w:pPr>
+        <w:pStyle w:val="PargrafodaLista"/>
+        <w:numPr>
+          <w:ilvl w:val="0"/>
+          <w:numId w:val="9"/>
+        </w:numPr>
         <w:rPr>
           <w:b/>
           <w:bCs/>
         </w:rPr>
-        <w:t>Caso de Uso</w:t>
-      </w:r>
+      </w:pPr>
       <w:r>
         <w:rPr>
           <w:b/>
           <w:bCs/>
         </w:rPr>
-        <w:t xml:space="preserve"> Essencial </w:t>
+        <w:t xml:space="preserve">        </w:t>
       </w:r>
       <w:r>
         <w:rPr>
           <w:b/>
           <w:bCs/>
         </w:rPr>
-        <w:t>-</w:t>
-      </w:r>
-      <w:r>
+        <w:t>Informações incompletas</w:t>
+      </w:r>
+    </w:p>
+    <w:p>
+      <w:pPr>
+        <w:pStyle w:val="PargrafodaLista"/>
+        <w:numPr>
+          <w:ilvl w:val="0"/>
+          <w:numId w:val="8"/>
+        </w:numPr>
+      </w:pPr>
+      <w:r>
+        <w:t>O sistema identifica ausência de dados obrigatórios.</w:t>
+      </w:r>
+    </w:p>
+    <w:p>
+      <w:pPr>
+        <w:pStyle w:val="PargrafodaLista"/>
+        <w:numPr>
+          <w:ilvl w:val="0"/>
+          <w:numId w:val="8"/>
+        </w:numPr>
+      </w:pPr>
+      <w:r>
+        <w:t>O sistema solicita as informações restantes.</w:t>
+      </w:r>
+    </w:p>
+    <w:p>
+      <w:pPr>
+        <w:pStyle w:val="PargrafodaLista"/>
+        <w:numPr>
+          <w:ilvl w:val="0"/>
+          <w:numId w:val="8"/>
+        </w:numPr>
+      </w:pPr>
+      <w:r>
+        <w:t>O psicólogo fornece os dados faltantes.</w:t>
+      </w:r>
+    </w:p>
+    <w:p>
+      <w:pPr>
+        <w:pStyle w:val="PargrafodaLista"/>
+        <w:numPr>
+          <w:ilvl w:val="0"/>
+          <w:numId w:val="8"/>
+        </w:numPr>
+      </w:pPr>
+      <w:r>
+        <w:t>O fluxo retorna ao passo 4.</w:t>
+      </w:r>
+    </w:p>
+    <w:p/>
+    <w:p>
+      <w:pPr>
         <w:rPr>
           <w:b/>
           <w:bCs/>
         </w:rPr>
-        <w:t xml:space="preserve"> Configurar Vínculo de Assistente ao Psicólogo</w:t>
-      </w:r>
-    </w:p>
-    <w:p>
+      </w:pPr>
       <w:r>
         <w:rPr>
           <w:b/>
           <w:bCs/>
         </w:rPr>
-        <w:lastRenderedPageBreak/>
-        <w:t>Ator:</w:t>
-      </w:r>
-      <w:r>
-        <w:t xml:space="preserve"> Psicólogo</w:t>
-      </w:r>
-    </w:p>
-    <w:p>
-      <w:pPr>
-        <w:pStyle w:val="PargrafodaLista"/>
-        <w:numPr>
-          <w:ilvl w:val="0"/>
-          <w:numId w:val="11"/>
-        </w:numPr>
-      </w:pPr>
-      <w:r>
-        <w:t>O psicólogo inicia o processo de vínculo de um assistente.</w:t>
-      </w:r>
-    </w:p>
-    <w:p>
-      <w:pPr>
-        <w:pStyle w:val="PargrafodaLista"/>
-        <w:numPr>
-          <w:ilvl w:val="0"/>
-          <w:numId w:val="11"/>
-        </w:numPr>
-      </w:pPr>
-      <w:r>
-        <w:t>O sistema solicita os dados necessários do assistente.</w:t>
-      </w:r>
-    </w:p>
-    <w:p>
-      <w:pPr>
-        <w:pStyle w:val="PargrafodaLista"/>
-        <w:numPr>
-          <w:ilvl w:val="0"/>
-          <w:numId w:val="11"/>
-        </w:numPr>
-      </w:pPr>
-      <w:r>
-        <w:t>O psicólogo informa os dados do assistente.</w:t>
-      </w:r>
-    </w:p>
-    <w:p>
-      <w:pPr>
-        <w:pStyle w:val="PargrafodaLista"/>
-        <w:numPr>
-          <w:ilvl w:val="0"/>
-          <w:numId w:val="11"/>
-        </w:numPr>
-      </w:pPr>
-      <w:r>
-        <w:t>O sistema verifica se as informações estão corretas.</w:t>
-      </w:r>
-    </w:p>
-    <w:p>
-      <w:pPr>
-        <w:pStyle w:val="PargrafodaLista"/>
-        <w:numPr>
-          <w:ilvl w:val="0"/>
-          <w:numId w:val="11"/>
-        </w:numPr>
-      </w:pPr>
-      <w:r>
-        <w:t>O sistema apresenta as permissões disponíveis para o assistente.</w:t>
-      </w:r>
-    </w:p>
-    <w:p>
-      <w:pPr>
-        <w:pStyle w:val="PargrafodaLista"/>
-        <w:numPr>
-          <w:ilvl w:val="0"/>
-          <w:numId w:val="11"/>
-        </w:numPr>
-      </w:pPr>
-      <w:r>
-        <w:t>O psicólogo define quais permissões o assistente terá dentro do sistema.</w:t>
-      </w:r>
-    </w:p>
-    <w:p>
-      <w:pPr>
-        <w:pStyle w:val="PargrafodaLista"/>
-        <w:numPr>
-          <w:ilvl w:val="0"/>
-          <w:numId w:val="11"/>
-        </w:numPr>
-      </w:pPr>
-      <w:r>
-        <w:t>O sistema realiza o vínculo entre o assistente e o psicólogo.</w:t>
-      </w:r>
-    </w:p>
-    <w:p>
-      <w:pPr>
-        <w:pStyle w:val="PargrafodaLista"/>
-        <w:numPr>
-          <w:ilvl w:val="0"/>
-          <w:numId w:val="11"/>
-        </w:numPr>
-      </w:pPr>
-      <w:r>
-        <w:t>O sistema informa que o vínculo foi realizado com sucesso.</w:t>
+        <w:t>------------------------------------------------------------------------------------------------------</w:t>
       </w:r>
     </w:p>
     <w:p/>
@@ -565,175 +529,116 @@
           <w:b/>
           <w:bCs/>
         </w:rPr>
-        <w:t>Extensões (fluxos alternativos)</w:t>
-      </w:r>
-    </w:p>
-    <w:p>
-      <w:pPr>
-        <w:pStyle w:val="PargrafodaLista"/>
-        <w:numPr>
-          <w:ilvl w:val="0"/>
-          <w:numId w:val="3"/>
-        </w:numPr>
+        <w:t>Caso de Uso</w:t>
+      </w:r>
+      <w:r>
         <w:rPr>
           <w:b/>
           <w:bCs/>
         </w:rPr>
-      </w:pPr>
+        <w:t xml:space="preserve"> Essencial </w:t>
+      </w:r>
       <w:r>
         <w:rPr>
           <w:b/>
           <w:bCs/>
         </w:rPr>
-        <w:t xml:space="preserve">        </w:t>
+        <w:t>-</w:t>
       </w:r>
       <w:r>
         <w:rPr>
           <w:b/>
           <w:bCs/>
         </w:rPr>
-        <w:t>Informações inválidas</w:t>
-      </w:r>
-    </w:p>
-    <w:p>
-      <w:pPr>
-        <w:pStyle w:val="PargrafodaLista"/>
-        <w:numPr>
-          <w:ilvl w:val="0"/>
-          <w:numId w:val="12"/>
-        </w:numPr>
-      </w:pPr>
-      <w:r>
-        <w:t>O sistema identifica inconsistências nas informações do assistente.</w:t>
-      </w:r>
-    </w:p>
-    <w:p>
-      <w:pPr>
-        <w:pStyle w:val="PargrafodaLista"/>
-        <w:numPr>
-          <w:ilvl w:val="0"/>
-          <w:numId w:val="12"/>
-        </w:numPr>
-      </w:pPr>
-      <w:r>
-        <w:t>O sistema informa o problema ao psicólogo.</w:t>
-      </w:r>
-    </w:p>
-    <w:p>
-      <w:pPr>
-        <w:pStyle w:val="PargrafodaLista"/>
-        <w:numPr>
-          <w:ilvl w:val="0"/>
-          <w:numId w:val="12"/>
-        </w:numPr>
-      </w:pPr>
-      <w:r>
-        <w:t>O psicólogo corrige os dados informados.</w:t>
-      </w:r>
-    </w:p>
-    <w:p>
-      <w:pPr>
-        <w:pStyle w:val="PargrafodaLista"/>
-        <w:numPr>
-          <w:ilvl w:val="0"/>
-          <w:numId w:val="12"/>
-        </w:numPr>
-      </w:pPr>
-      <w:r>
-        <w:t>O fluxo retorna ao passo 4.</w:t>
-      </w:r>
-    </w:p>
-    <w:p/>
-    <w:p>
-      <w:pPr>
-        <w:pStyle w:val="PargrafodaLista"/>
-        <w:numPr>
-          <w:ilvl w:val="0"/>
-          <w:numId w:val="13"/>
-        </w:numPr>
+        <w:t xml:space="preserve"> </w:t>
+      </w:r>
+      <w:r>
         <w:rPr>
           <w:b/>
           <w:bCs/>
         </w:rPr>
-      </w:pPr>
+        <w:t>Solicitar Cadastro de Assistente</w:t>
+      </w:r>
+    </w:p>
+    <w:p>
       <w:r>
         <w:rPr>
           <w:b/>
           <w:bCs/>
         </w:rPr>
-        <w:t xml:space="preserve">   </w:t>
-      </w:r>
-      <w:r>
+        <w:t>Ator:</w:t>
+      </w:r>
+      <w:r>
+        <w:t xml:space="preserve"> Psicólogo</w:t>
+      </w:r>
+    </w:p>
+    <w:p/>
+    <w:p>
+      <w:pPr>
         <w:rPr>
           <w:b/>
           <w:bCs/>
         </w:rPr>
-        <w:t xml:space="preserve">     </w:t>
-      </w:r>
+      </w:pPr>
       <w:r>
         <w:rPr>
           <w:b/>
           <w:bCs/>
         </w:rPr>
-        <w:t>Permissões incompatíveis</w:t>
-      </w:r>
-    </w:p>
-    <w:p>
-      <w:pPr>
-        <w:pStyle w:val="PargrafodaLista"/>
-        <w:numPr>
-          <w:ilvl w:val="0"/>
-          <w:numId w:val="15"/>
-        </w:numPr>
-      </w:pPr>
-      <w:r>
-        <w:t>O sistema identifica permissões incompatíveis com o perfil do assistente.</w:t>
-      </w:r>
-    </w:p>
-    <w:p>
-      <w:pPr>
-        <w:pStyle w:val="PargrafodaLista"/>
-        <w:numPr>
-          <w:ilvl w:val="0"/>
-          <w:numId w:val="15"/>
-        </w:numPr>
-      </w:pPr>
-      <w:r>
-        <w:t>O sistema informa o problema ao psicólogo.</w:t>
-      </w:r>
-    </w:p>
-    <w:p>
-      <w:pPr>
-        <w:pStyle w:val="PargrafodaLista"/>
-        <w:numPr>
-          <w:ilvl w:val="0"/>
-          <w:numId w:val="15"/>
-        </w:numPr>
-      </w:pPr>
-      <w:r>
-        <w:t>O psicólogo redefine as permissões.</w:t>
-      </w:r>
-    </w:p>
-    <w:p>
-      <w:pPr>
-        <w:pStyle w:val="PargrafodaLista"/>
-        <w:numPr>
-          <w:ilvl w:val="0"/>
-          <w:numId w:val="15"/>
-        </w:numPr>
-      </w:pPr>
-      <w:r>
-        <w:t>O fluxo retorna ao passo 6.</w:t>
+        <w:t>Interessados e interesses</w:t>
+      </w:r>
+    </w:p>
+    <w:p>
+      <w:pPr>
+        <w:pStyle w:val="PargrafodaLista"/>
+        <w:numPr>
+          <w:ilvl w:val="0"/>
+          <w:numId w:val="23"/>
+        </w:numPr>
+      </w:pPr>
+      <w:r>
+        <w:t xml:space="preserve">Psicólogo: deseja delegar atividades administrativas para um assistente. </w:t>
+      </w:r>
+    </w:p>
+    <w:p>
+      <w:pPr>
+        <w:pStyle w:val="PargrafodaLista"/>
+        <w:numPr>
+          <w:ilvl w:val="0"/>
+          <w:numId w:val="23"/>
+        </w:numPr>
+      </w:pPr>
+      <w:r>
+        <w:t xml:space="preserve">Assistente: deseja obter acesso autorizado ao sistema. </w:t>
+      </w:r>
+    </w:p>
+    <w:p>
+      <w:pPr>
+        <w:pStyle w:val="PargrafodaLista"/>
+        <w:numPr>
+          <w:ilvl w:val="0"/>
+          <w:numId w:val="23"/>
+        </w:numPr>
+      </w:pPr>
+      <w:r>
+        <w:t xml:space="preserve">Administração: deseja validar as informações antes da liberação do acesso. </w:t>
+      </w:r>
+    </w:p>
+    <w:p>
+      <w:pPr>
+        <w:pStyle w:val="PargrafodaLista"/>
+        <w:numPr>
+          <w:ilvl w:val="0"/>
+          <w:numId w:val="23"/>
+        </w:numPr>
+      </w:pPr>
+      <w:r>
+        <w:t xml:space="preserve">Sistema: garantir segurança e controle de permissões. </w:t>
       </w:r>
     </w:p>
     <w:p/>
     <w:p>
       <w:pPr>
-        <w:pStyle w:val="PargrafodaLista"/>
-        <w:numPr>
-          <w:ilvl w:val="0"/>
-          <w:numId w:val="17"/>
-        </w:numPr>
         <w:rPr>
           <w:b/>
           <w:bCs/>
@@ -744,13 +649,357 @@
           <w:b/>
           <w:bCs/>
         </w:rPr>
-        <w:t xml:space="preserve">        </w:t>
-      </w:r>
-      <w:r>
+        <w:t>Pré-condições</w:t>
+      </w:r>
+    </w:p>
+    <w:p>
+      <w:pPr>
+        <w:pStyle w:val="PargrafodaLista"/>
+        <w:numPr>
+          <w:ilvl w:val="0"/>
+          <w:numId w:val="24"/>
+        </w:numPr>
+      </w:pPr>
+      <w:r>
+        <w:t xml:space="preserve">O psicólogo deve possuir cadastro ativo na plataforma. </w:t>
+      </w:r>
+    </w:p>
+    <w:p>
+      <w:pPr>
+        <w:pStyle w:val="PargrafodaLista"/>
+        <w:numPr>
+          <w:ilvl w:val="0"/>
+          <w:numId w:val="24"/>
+        </w:numPr>
+      </w:pPr>
+      <w:r>
+        <w:t>O psicólogo deve possuir permissão para gerenciamento administrativo de assistentes.</w:t>
+      </w:r>
+    </w:p>
+    <w:p/>
+    <w:p>
+      <w:pPr>
         <w:rPr>
           <w:b/>
           <w:bCs/>
         </w:rPr>
+      </w:pPr>
+      <w:r>
+        <w:rPr>
+          <w:b/>
+          <w:bCs/>
+        </w:rPr>
+        <w:t>Garantia de sucesso</w:t>
+      </w:r>
+    </w:p>
+    <w:p>
+      <w:pPr>
+        <w:pStyle w:val="PargrafodaLista"/>
+        <w:numPr>
+          <w:ilvl w:val="0"/>
+          <w:numId w:val="21"/>
+        </w:numPr>
+      </w:pPr>
+      <w:r>
+        <w:t>O assistente é cadastrado e vinculado corretamente ao psicólogo.</w:t>
+      </w:r>
+    </w:p>
+    <w:p>
+      <w:pPr>
+        <w:pStyle w:val="PargrafodaLista"/>
+      </w:pPr>
+    </w:p>
+    <w:p>
+      <w:pPr>
+        <w:pStyle w:val="PargrafodaLista"/>
+      </w:pPr>
+    </w:p>
+    <w:p>
+      <w:pPr>
+        <w:pStyle w:val="PargrafodaLista"/>
+        <w:numPr>
+          <w:ilvl w:val="0"/>
+          <w:numId w:val="11"/>
+        </w:numPr>
+      </w:pPr>
+      <w:r>
+        <w:lastRenderedPageBreak/>
+        <w:t>O psicólogo inicia a solicitação de cadastro de assistente.</w:t>
+      </w:r>
+    </w:p>
+    <w:p>
+      <w:pPr>
+        <w:pStyle w:val="PargrafodaLista"/>
+        <w:numPr>
+          <w:ilvl w:val="0"/>
+          <w:numId w:val="11"/>
+        </w:numPr>
+      </w:pPr>
+      <w:r>
+        <w:t>O sistema solicita as informações necessárias para a solicitação</w:t>
+      </w:r>
+      <w:r>
+        <w:t>.</w:t>
+      </w:r>
+    </w:p>
+    <w:p>
+      <w:pPr>
+        <w:pStyle w:val="PargrafodaLista"/>
+        <w:numPr>
+          <w:ilvl w:val="0"/>
+          <w:numId w:val="11"/>
+        </w:numPr>
+      </w:pPr>
+      <w:r>
+        <w:t>O psicólogo informa os dados básicos do assistente</w:t>
+      </w:r>
+      <w:r>
+        <w:t>.</w:t>
+      </w:r>
+    </w:p>
+    <w:p>
+      <w:pPr>
+        <w:pStyle w:val="PargrafodaLista"/>
+        <w:numPr>
+          <w:ilvl w:val="0"/>
+          <w:numId w:val="11"/>
+        </w:numPr>
+      </w:pPr>
+      <w:r>
+        <w:t>O sistema gera um link de cadastro para o assistente</w:t>
+      </w:r>
+      <w:r>
+        <w:t>.</w:t>
+      </w:r>
+    </w:p>
+    <w:p>
+      <w:pPr>
+        <w:pStyle w:val="PargrafodaLista"/>
+        <w:numPr>
+          <w:ilvl w:val="0"/>
+          <w:numId w:val="11"/>
+        </w:numPr>
+      </w:pPr>
+      <w:r>
+        <w:t>O assistente acessa o link enviado pelo sistema</w:t>
+      </w:r>
+      <w:r>
+        <w:t>.</w:t>
+      </w:r>
+    </w:p>
+    <w:p>
+      <w:pPr>
+        <w:pStyle w:val="PargrafodaLista"/>
+        <w:numPr>
+          <w:ilvl w:val="0"/>
+          <w:numId w:val="11"/>
+        </w:numPr>
+      </w:pPr>
+      <w:r>
+        <w:t>O sistema solicita as informações e documentos necessários para cadastro</w:t>
+      </w:r>
+      <w:r>
+        <w:t>.</w:t>
+      </w:r>
+    </w:p>
+    <w:p>
+      <w:pPr>
+        <w:pStyle w:val="PargrafodaLista"/>
+        <w:numPr>
+          <w:ilvl w:val="0"/>
+          <w:numId w:val="11"/>
+        </w:numPr>
+      </w:pPr>
+      <w:r>
+        <w:t>O assistente preenche as informações solicitadas e envia os documentos</w:t>
+      </w:r>
+      <w:r>
+        <w:t>.</w:t>
+      </w:r>
+    </w:p>
+    <w:p>
+      <w:pPr>
+        <w:pStyle w:val="PargrafodaLista"/>
+        <w:numPr>
+          <w:ilvl w:val="0"/>
+          <w:numId w:val="11"/>
+        </w:numPr>
+      </w:pPr>
+      <w:r>
+        <w:t>O sistema encaminha as informações para validação administrativa</w:t>
+      </w:r>
+      <w:r>
+        <w:t>.</w:t>
+      </w:r>
+    </w:p>
+    <w:p>
+      <w:pPr>
+        <w:pStyle w:val="PargrafodaLista"/>
+        <w:numPr>
+          <w:ilvl w:val="0"/>
+          <w:numId w:val="11"/>
+        </w:numPr>
+      </w:pPr>
+      <w:r>
+        <w:t>A administração verifica as informações enviadas</w:t>
+      </w:r>
+      <w:r>
+        <w:t>.</w:t>
+      </w:r>
+    </w:p>
+    <w:p>
+      <w:pPr>
+        <w:pStyle w:val="PargrafodaLista"/>
+        <w:numPr>
+          <w:ilvl w:val="0"/>
+          <w:numId w:val="11"/>
+        </w:numPr>
+      </w:pPr>
+      <w:r>
+        <w:t>O sistema realiza o vínculo entre assistente e psicólogo.</w:t>
+      </w:r>
+    </w:p>
+    <w:p>
+      <w:pPr>
+        <w:pStyle w:val="PargrafodaLista"/>
+        <w:numPr>
+          <w:ilvl w:val="0"/>
+          <w:numId w:val="11"/>
+        </w:numPr>
+      </w:pPr>
+      <w:r>
+        <w:t>O sistema informa que o vínculo foi realizado com sucesso.</w:t>
+      </w:r>
+    </w:p>
+    <w:p/>
+    <w:p>
+      <w:pPr>
+        <w:rPr>
+          <w:b/>
+          <w:bCs/>
+        </w:rPr>
+      </w:pPr>
+      <w:r>
+        <w:rPr>
+          <w:b/>
+          <w:bCs/>
+        </w:rPr>
+        <w:t>Extensões (fluxos alternativos)</w:t>
+      </w:r>
+    </w:p>
+    <w:p>
+      <w:pPr>
+        <w:pStyle w:val="PargrafodaLista"/>
+        <w:numPr>
+          <w:ilvl w:val="0"/>
+          <w:numId w:val="26"/>
+        </w:numPr>
+        <w:rPr>
+          <w:b/>
+          <w:bCs/>
+        </w:rPr>
+      </w:pPr>
+      <w:r>
+        <w:rPr>
+          <w:b/>
+          <w:bCs/>
+        </w:rPr>
+        <w:t xml:space="preserve">        </w:t>
+      </w:r>
+      <w:r>
+        <w:rPr>
+          <w:b/>
+          <w:bCs/>
+        </w:rPr>
+        <w:t>Dados do assistente inválidos</w:t>
+      </w:r>
+    </w:p>
+    <w:p>
+      <w:pPr>
+        <w:pStyle w:val="PargrafodaLista"/>
+        <w:numPr>
+          <w:ilvl w:val="0"/>
+          <w:numId w:val="12"/>
+        </w:numPr>
+      </w:pPr>
+      <w:r>
+        <w:t>O sistema identifica inconsistências nas informações informadas pelo psicólogo.</w:t>
+      </w:r>
+    </w:p>
+    <w:p>
+      <w:pPr>
+        <w:pStyle w:val="PargrafodaLista"/>
+        <w:numPr>
+          <w:ilvl w:val="0"/>
+          <w:numId w:val="12"/>
+        </w:numPr>
+      </w:pPr>
+      <w:r>
+        <w:t>O sistema informa o problema ao psicólogo.</w:t>
+      </w:r>
+    </w:p>
+    <w:p>
+      <w:pPr>
+        <w:pStyle w:val="PargrafodaLista"/>
+        <w:numPr>
+          <w:ilvl w:val="0"/>
+          <w:numId w:val="12"/>
+        </w:numPr>
+      </w:pPr>
+      <w:r>
+        <w:t>O psicólogo corrige as informações.</w:t>
+      </w:r>
+    </w:p>
+    <w:p>
+      <w:pPr>
+        <w:pStyle w:val="PargrafodaLista"/>
+        <w:numPr>
+          <w:ilvl w:val="0"/>
+          <w:numId w:val="12"/>
+        </w:numPr>
+      </w:pPr>
+      <w:r>
+        <w:t xml:space="preserve">O fluxo retorna ao passo </w:t>
+      </w:r>
+      <w:r>
+        <w:t>3</w:t>
+      </w:r>
+      <w:r>
+        <w:t>.</w:t>
+      </w:r>
+    </w:p>
+    <w:p/>
+    <w:p>
+      <w:pPr>
+        <w:pStyle w:val="PargrafodaLista"/>
+        <w:numPr>
+          <w:ilvl w:val="0"/>
+          <w:numId w:val="13"/>
+        </w:numPr>
+        <w:rPr>
+          <w:b/>
+          <w:bCs/>
+        </w:rPr>
+      </w:pPr>
+      <w:r>
+        <w:rPr>
+          <w:b/>
+          <w:bCs/>
+        </w:rPr>
+        <w:t xml:space="preserve">   </w:t>
+      </w:r>
+      <w:r>
+        <w:rPr>
+          <w:b/>
+          <w:bCs/>
+        </w:rPr>
+        <w:t xml:space="preserve">     </w:t>
+      </w:r>
+      <w:r>
+        <w:rPr>
+          <w:b/>
+          <w:bCs/>
+        </w:rPr>
         <w:t>Informações incompletas</w:t>
       </w:r>
     </w:p>
@@ -759,11 +1008,105 @@
         <w:pStyle w:val="PargrafodaLista"/>
         <w:numPr>
           <w:ilvl w:val="0"/>
+          <w:numId w:val="15"/>
+        </w:numPr>
+      </w:pPr>
+      <w:r>
+        <w:t>O sistema identifica ausência de informações obrigatórias</w:t>
+      </w:r>
+      <w:r>
+        <w:t>.</w:t>
+      </w:r>
+    </w:p>
+    <w:p>
+      <w:pPr>
+        <w:pStyle w:val="PargrafodaLista"/>
+        <w:numPr>
+          <w:ilvl w:val="0"/>
+          <w:numId w:val="15"/>
+        </w:numPr>
+      </w:pPr>
+      <w:r>
+        <w:t>O sistema solicita preenchimento dos dados restantes</w:t>
+      </w:r>
+      <w:r>
+        <w:t>.</w:t>
+      </w:r>
+    </w:p>
+    <w:p>
+      <w:pPr>
+        <w:pStyle w:val="PargrafodaLista"/>
+        <w:numPr>
+          <w:ilvl w:val="0"/>
+          <w:numId w:val="15"/>
+        </w:numPr>
+      </w:pPr>
+      <w:r>
+        <w:t>O assistente fornece as informações faltantes</w:t>
+      </w:r>
+      <w:r>
+        <w:t>.</w:t>
+      </w:r>
+    </w:p>
+    <w:p>
+      <w:pPr>
+        <w:pStyle w:val="PargrafodaLista"/>
+        <w:numPr>
+          <w:ilvl w:val="0"/>
+          <w:numId w:val="15"/>
+        </w:numPr>
+      </w:pPr>
+      <w:r>
+        <w:t xml:space="preserve">O fluxo retorna ao passo </w:t>
+      </w:r>
+      <w:r>
+        <w:t>7</w:t>
+      </w:r>
+      <w:r>
+        <w:t>.</w:t>
+      </w:r>
+    </w:p>
+    <w:p/>
+    <w:p>
+      <w:pPr>
+        <w:pStyle w:val="PargrafodaLista"/>
+        <w:numPr>
+          <w:ilvl w:val="0"/>
+          <w:numId w:val="17"/>
+        </w:numPr>
+        <w:rPr>
+          <w:b/>
+          <w:bCs/>
+        </w:rPr>
+      </w:pPr>
+      <w:r>
+        <w:rPr>
+          <w:b/>
+          <w:bCs/>
+        </w:rPr>
+        <w:t xml:space="preserve">        </w:t>
+      </w:r>
+      <w:r>
+        <w:rPr>
+          <w:b/>
+          <w:bCs/>
+        </w:rPr>
+        <w:t>Documentação inválida</w:t>
+      </w:r>
+    </w:p>
+    <w:p>
+      <w:pPr>
+        <w:pStyle w:val="PargrafodaLista"/>
+        <w:numPr>
+          <w:ilvl w:val="0"/>
           <w:numId w:val="16"/>
         </w:numPr>
       </w:pPr>
       <w:r>
-        <w:t>O sistema identifica ausência de dados obrigatórios.</w:t>
+        <w:t>A administração identifica inconsistências na documentação enviada</w:t>
+      </w:r>
+      <w:r>
+        <w:t>.</w:t>
       </w:r>
     </w:p>
     <w:p>
@@ -775,7 +1118,10 @@
         </w:numPr>
       </w:pPr>
       <w:r>
-        <w:t>O sistema solicita as informações faltantes.</w:t>
+        <w:t>O sistema informa o problema ao assistente</w:t>
+      </w:r>
+      <w:r>
+        <w:t>.</w:t>
       </w:r>
     </w:p>
     <w:p>
@@ -787,7 +1133,10 @@
         </w:numPr>
       </w:pPr>
       <w:r>
-        <w:t>O psicólogo fornece os dados restantes.</w:t>
+        <w:t>O assistente corrige ou reenviada a documentação</w:t>
+      </w:r>
+      <w:r>
+        <w:t>.</w:t>
       </w:r>
     </w:p>
     <w:p>
@@ -799,7 +1148,13 @@
         </w:numPr>
       </w:pPr>
       <w:r>
-        <w:t>O fluxo retorna ao passo 4.</w:t>
+        <w:t xml:space="preserve">O fluxo retorna ao passo </w:t>
+      </w:r>
+      <w:r>
+        <w:t>7</w:t>
+      </w:r>
+      <w:r>
+        <w:t>.</w:t>
       </w:r>
     </w:p>
     <w:p/>
@@ -816,6 +1171,155 @@
 <file path=word/numbering.xml><?xml version="1.0" encoding="utf-8"?>
 <w:numbering xmlns:wpc="http://schemas.microsoft.com/office/word/2010/wordprocessingCanvas" xmlns:cx="http://schemas.microsoft.com/office/drawing/2014/chartex" xmlns:cx1="http://schemas.microsoft.com/office/drawing/2015/9/8/chartex" xmlns:cx2="http://schemas.microsoft.com/office/drawing/2015/10/21/chartex" xmlns:cx3="http://schemas.microsoft.com/office/drawing/2016/5/9/chartex" xmlns:cx4="http://schemas.microsoft.com/office/drawing/2016/5/10/chartex" xmlns:cx5="http://schemas.microsoft.com/office/drawing/2016/5/11/chartex" xmlns:cx6="http://schemas.microsoft.com/office/drawing/2016/5/12/chartex" xmlns:cx7="http://schemas.microsoft.com/office/drawing/2016/5/13/chartex" xmlns:cx8="http://schemas.microsoft.com/office/drawing/2016/5/14/chartex" xmlns:mc="http://schemas.openxmlformats.org/markup-compatibility/2006" xmlns:aink="http://schemas.microsoft.com/office/drawing/2016/ink" xmlns:am3d="http://schemas.microsoft.com/office/drawing/2017/model3d" xmlns:o="urn:schemas-microsoft-com:office:office" xmlns:oel="http://schemas.microsoft.com/office/2019/extlst" xmlns:r="http://schemas.openxmlformats.org/officeDocument/2006/relationships" xmlns:m="http://schemas.openxmlformats.org/officeDocument/2006/math" xmlns:v="urn:schemas-microsoft-com:vml" xmlns:wp14="http://schemas.microsoft.com/office/word/2010/wordprocessingDrawing" xmlns:wp="http://schemas.openxmlformats.org/drawingml/2006/wordprocessingDrawing" xmlns:w10="urn:schemas-microsoft-com:office:word" xmlns:w="http://schemas.openxmlformats.org/wordprocessingml/2006/main" xmlns:w14="http://schemas.microsoft.com/office/word/2010/wordml" xmlns:w15="http://schemas.microsoft.com/office/word/2012/wordml" xmlns:w16cex="http://schemas.microsoft.com/office/word/2018/wordml/cex" xmlns:w16cid="http://schemas.microsoft.com/office/word/2016/wordml/cid" xmlns:w16="http://schemas.microsoft.com/office/word/2018/wordml" xmlns:w16du="http://schemas.microsoft.com/office/word/2023/wordml/word16du" xmlns:w16sdtdh="http://schemas.microsoft.com/office/word/2020/wordml/sdtdatahash" xmlns:w16sdtfl="http://schemas.microsoft.com/office/word/2024/wordml/sdtformatlock" xmlns:w16se="http://schemas.microsoft.com/office/word/2015/wordml/symex" xmlns:wpg="http://schemas.microsoft.com/office/word/2010/wordprocessingGroup" xmlns:wpi="http://schemas.microsoft.com/office/word/2010/wordprocessingInk" xmlns:wne="http://schemas.microsoft.com/office/word/2006/wordml" xmlns:wps="http://schemas.microsoft.com/office/word/2010/wordprocessingShape" mc:Ignorable="w14 w15 w16se w16cid w16 w16cex w16sdtdh w16sdtfl w16du wp14">
   <w:abstractNum w:abstractNumId="0" w15:restartNumberingAfterBreak="0">
+    <w:nsid w:val="0B5459C9"/>
+    <w:multiLevelType w:val="multilevel"/>
+    <w:tmpl w:val="74E26500"/>
+    <w:lvl w:ilvl="0">
+      <w:start w:val="1"/>
+      <w:numFmt w:val="bullet"/>
+      <w:lvlText w:val=""/>
+      <w:lvlJc w:val="left"/>
+      <w:pPr>
+        <w:tabs>
+          <w:tab w:val="num" w:pos="720"/>
+        </w:tabs>
+        <w:ind w:left="720" w:hanging="360"/>
+      </w:pPr>
+      <w:rPr>
+        <w:rFonts w:ascii="Symbol" w:hAnsi="Symbol" w:hint="default"/>
+        <w:sz w:val="20"/>
+      </w:rPr>
+    </w:lvl>
+    <w:lvl w:ilvl="1" w:tentative="1">
+      <w:start w:val="1"/>
+      <w:numFmt w:val="bullet"/>
+      <w:lvlText w:val="o"/>
+      <w:lvlJc w:val="left"/>
+      <w:pPr>
+        <w:tabs>
+          <w:tab w:val="num" w:pos="1440"/>
+        </w:tabs>
+        <w:ind w:left="1440" w:hanging="360"/>
+      </w:pPr>
+      <w:rPr>
+        <w:rFonts w:ascii="Courier New" w:hAnsi="Courier New" w:hint="default"/>
+        <w:sz w:val="20"/>
+      </w:rPr>
+    </w:lvl>
+    <w:lvl w:ilvl="2" w:tentative="1">
+      <w:start w:val="1"/>
+      <w:numFmt w:val="bullet"/>
+      <w:lvlText w:val=""/>
+      <w:lvlJc w:val="left"/>
+      <w:pPr>
+        <w:tabs>
+          <w:tab w:val="num" w:pos="2160"/>
+        </w:tabs>
+        <w:ind w:left="2160" w:hanging="360"/>
+      </w:pPr>
+      <w:rPr>
+        <w:rFonts w:ascii="Wingdings" w:hAnsi="Wingdings" w:hint="default"/>
+        <w:sz w:val="20"/>
+      </w:rPr>
+    </w:lvl>
+    <w:lvl w:ilvl="3" w:tentative="1">
+      <w:start w:val="1"/>
+      <w:numFmt w:val="bullet"/>
+      <w:lvlText w:val=""/>
+      <w:lvlJc w:val="left"/>
+      <w:pPr>
+        <w:tabs>
+          <w:tab w:val="num" w:pos="2880"/>
+        </w:tabs>
+        <w:ind w:left="2880" w:hanging="360"/>
+      </w:pPr>
+      <w:rPr>
+        <w:rFonts w:ascii="Wingdings" w:hAnsi="Wingdings" w:hint="default"/>
+        <w:sz w:val="20"/>
+      </w:rPr>
+    </w:lvl>
+    <w:lvl w:ilvl="4" w:tentative="1">
+      <w:start w:val="1"/>
+      <w:numFmt w:val="bullet"/>
+      <w:lvlText w:val=""/>
+      <w:lvlJc w:val="left"/>
+      <w:pPr>
+        <w:tabs>
+          <w:tab w:val="num" w:pos="3600"/>
+        </w:tabs>
+        <w:ind w:left="3600" w:hanging="360"/>
+      </w:pPr>
+      <w:rPr>
+        <w:rFonts w:ascii="Wingdings" w:hAnsi="Wingdings" w:hint="default"/>
+        <w:sz w:val="20"/>
+      </w:rPr>
+    </w:lvl>
+    <w:lvl w:ilvl="5" w:tentative="1">
+      <w:start w:val="1"/>
+      <w:numFmt w:val="bullet"/>
+      <w:lvlText w:val=""/>
+      <w:lvlJc w:val="left"/>
+      <w:pPr>
+        <w:tabs>
+          <w:tab w:val="num" w:pos="4320"/>
+        </w:tabs>
+        <w:ind w:left="4320" w:hanging="360"/>
+      </w:pPr>
+      <w:rPr>
+        <w:rFonts w:ascii="Wingdings" w:hAnsi="Wingdings" w:hint="default"/>
+        <w:sz w:val="20"/>
+      </w:rPr>
+    </w:lvl>
+    <w:lvl w:ilvl="6" w:tentative="1">
+      <w:start w:val="1"/>
+      <w:numFmt w:val="bullet"/>
+      <w:lvlText w:val=""/>
+      <w:lvlJc w:val="left"/>
+      <w:pPr>
+        <w:tabs>
+          <w:tab w:val="num" w:pos="5040"/>
+        </w:tabs>
+        <w:ind w:left="5040" w:hanging="360"/>
+      </w:pPr>
+      <w:rPr>
+        <w:rFonts w:ascii="Wingdings" w:hAnsi="Wingdings" w:hint="default"/>
+        <w:sz w:val="20"/>
+      </w:rPr>
+    </w:lvl>
+    <w:lvl w:ilvl="7" w:tentative="1">
+      <w:start w:val="1"/>
+      <w:numFmt w:val="bullet"/>
+      <w:lvlText w:val=""/>
+      <w:lvlJc w:val="left"/>
+      <w:pPr>
+        <w:tabs>
+          <w:tab w:val="num" w:pos="5760"/>
+        </w:tabs>
+        <w:ind w:left="5760" w:hanging="360"/>
+      </w:pPr>
+      <w:rPr>
+        <w:rFonts w:ascii="Wingdings" w:hAnsi="Wingdings" w:hint="default"/>
+        <w:sz w:val="20"/>
+      </w:rPr>
+    </w:lvl>
+    <w:lvl w:ilvl="8" w:tentative="1">
+      <w:start w:val="1"/>
+      <w:numFmt w:val="bullet"/>
+      <w:lvlText w:val=""/>
+      <w:lvlJc w:val="left"/>
+      <w:pPr>
+        <w:tabs>
+          <w:tab w:val="num" w:pos="6480"/>
+        </w:tabs>
+        <w:ind w:left="6480" w:hanging="360"/>
+      </w:pPr>
+      <w:rPr>
+        <w:rFonts w:ascii="Wingdings" w:hAnsi="Wingdings" w:hint="default"/>
+        <w:sz w:val="20"/>
+      </w:rPr>
+    </w:lvl>
+  </w:abstractNum>
+  <w:abstractNum w:abstractNumId="1" w15:restartNumberingAfterBreak="0">
     <w:nsid w:val="0DE07451"/>
     <w:multiLevelType w:val="multilevel"/>
     <w:tmpl w:val="1650482E"/>
@@ -928,7 +1432,7 @@
       </w:rPr>
     </w:lvl>
   </w:abstractNum>
-  <w:abstractNum w:abstractNumId="1" w15:restartNumberingAfterBreak="0">
+  <w:abstractNum w:abstractNumId="2" w15:restartNumberingAfterBreak="0">
     <w:nsid w:val="145C3DA2"/>
     <w:multiLevelType w:val="multilevel"/>
     <w:tmpl w:val="646CE030"/>
@@ -1041,7 +1545,7 @@
       </w:rPr>
     </w:lvl>
   </w:abstractNum>
-  <w:abstractNum w:abstractNumId="2" w15:restartNumberingAfterBreak="0">
+  <w:abstractNum w:abstractNumId="3" w15:restartNumberingAfterBreak="0">
     <w:nsid w:val="16B96285"/>
     <w:multiLevelType w:val="multilevel"/>
     <w:tmpl w:val="44A6E622"/>
@@ -1154,7 +1658,7 @@
       </w:rPr>
     </w:lvl>
   </w:abstractNum>
-  <w:abstractNum w:abstractNumId="3" w15:restartNumberingAfterBreak="0">
+  <w:abstractNum w:abstractNumId="4" w15:restartNumberingAfterBreak="0">
     <w:nsid w:val="244F1B81"/>
     <w:multiLevelType w:val="multilevel"/>
     <w:tmpl w:val="3CFCE0BA"/>
@@ -1267,7 +1771,7 @@
       </w:rPr>
     </w:lvl>
   </w:abstractNum>
-  <w:abstractNum w:abstractNumId="4" w15:restartNumberingAfterBreak="0">
+  <w:abstractNum w:abstractNumId="5" w15:restartNumberingAfterBreak="0">
     <w:nsid w:val="25306B1B"/>
     <w:multiLevelType w:val="multilevel"/>
     <w:tmpl w:val="71B46E3A"/>
@@ -1380,7 +1884,7 @@
       </w:rPr>
     </w:lvl>
   </w:abstractNum>
-  <w:abstractNum w:abstractNumId="5" w15:restartNumberingAfterBreak="0">
+  <w:abstractNum w:abstractNumId="6" w15:restartNumberingAfterBreak="0">
     <w:nsid w:val="25F607BC"/>
     <w:multiLevelType w:val="multilevel"/>
     <w:tmpl w:val="19ECB370"/>
@@ -1493,7 +1997,120 @@
       </w:rPr>
     </w:lvl>
   </w:abstractNum>
-  <w:abstractNum w:abstractNumId="6" w15:restartNumberingAfterBreak="0">
+  <w:abstractNum w:abstractNumId="7" w15:restartNumberingAfterBreak="0">
+    <w:nsid w:val="2C410075"/>
+    <w:multiLevelType w:val="hybridMultilevel"/>
+    <w:tmpl w:val="7324CACC"/>
+    <w:lvl w:ilvl="0" w:tplc="04160001">
+      <w:start w:val="1"/>
+      <w:numFmt w:val="bullet"/>
+      <w:lvlText w:val=""/>
+      <w:lvlJc w:val="left"/>
+      <w:pPr>
+        <w:ind w:left="720" w:hanging="360"/>
+      </w:pPr>
+      <w:rPr>
+        <w:rFonts w:ascii="Symbol" w:hAnsi="Symbol" w:hint="default"/>
+      </w:rPr>
+    </w:lvl>
+    <w:lvl w:ilvl="1" w:tplc="04160003" w:tentative="1">
+      <w:start w:val="1"/>
+      <w:numFmt w:val="bullet"/>
+      <w:lvlText w:val="o"/>
+      <w:lvlJc w:val="left"/>
+      <w:pPr>
+        <w:ind w:left="1440" w:hanging="360"/>
+      </w:pPr>
+      <w:rPr>
+        <w:rFonts w:ascii="Courier New" w:hAnsi="Courier New" w:cs="Courier New" w:hint="default"/>
+      </w:rPr>
+    </w:lvl>
+    <w:lvl w:ilvl="2" w:tplc="04160005" w:tentative="1">
+      <w:start w:val="1"/>
+      <w:numFmt w:val="bullet"/>
+      <w:lvlText w:val=""/>
+      <w:lvlJc w:val="left"/>
+      <w:pPr>
+        <w:ind w:left="2160" w:hanging="360"/>
+      </w:pPr>
+      <w:rPr>
+        <w:rFonts w:ascii="Wingdings" w:hAnsi="Wingdings" w:hint="default"/>
+      </w:rPr>
+    </w:lvl>
+    <w:lvl w:ilvl="3" w:tplc="04160001" w:tentative="1">
+      <w:start w:val="1"/>
+      <w:numFmt w:val="bullet"/>
+      <w:lvlText w:val=""/>
+      <w:lvlJc w:val="left"/>
+      <w:pPr>
+        <w:ind w:left="2880" w:hanging="360"/>
+      </w:pPr>
+      <w:rPr>
+        <w:rFonts w:ascii="Symbol" w:hAnsi="Symbol" w:hint="default"/>
+      </w:rPr>
+    </w:lvl>
+    <w:lvl w:ilvl="4" w:tplc="04160003" w:tentative="1">
+      <w:start w:val="1"/>
+      <w:numFmt w:val="bullet"/>
+      <w:lvlText w:val="o"/>
+      <w:lvlJc w:val="left"/>
+      <w:pPr>
+        <w:ind w:left="3600" w:hanging="360"/>
+      </w:pPr>
+      <w:rPr>
+        <w:rFonts w:ascii="Courier New" w:hAnsi="Courier New" w:cs="Courier New" w:hint="default"/>
+      </w:rPr>
+    </w:lvl>
+    <w:lvl w:ilvl="5" w:tplc="04160005" w:tentative="1">
+      <w:start w:val="1"/>
+      <w:numFmt w:val="bullet"/>
+      <w:lvlText w:val=""/>
+      <w:lvlJc w:val="left"/>
+      <w:pPr>
+        <w:ind w:left="4320" w:hanging="360"/>
+      </w:pPr>
+      <w:rPr>
+        <w:rFonts w:ascii="Wingdings" w:hAnsi="Wingdings" w:hint="default"/>
+      </w:rPr>
+    </w:lvl>
+    <w:lvl w:ilvl="6" w:tplc="04160001" w:tentative="1">
+      <w:start w:val="1"/>
+      <w:numFmt w:val="bullet"/>
+      <w:lvlText w:val=""/>
+      <w:lvlJc w:val="left"/>
+      <w:pPr>
+        <w:ind w:left="5040" w:hanging="360"/>
+      </w:pPr>
+      <w:rPr>
+        <w:rFonts w:ascii="Symbol" w:hAnsi="Symbol" w:hint="default"/>
+      </w:rPr>
+    </w:lvl>
+    <w:lvl w:ilvl="7" w:tplc="04160003" w:tentative="1">
+      <w:start w:val="1"/>
+      <w:numFmt w:val="bullet"/>
+      <w:lvlText w:val="o"/>
+      <w:lvlJc w:val="left"/>
+      <w:pPr>
+        <w:ind w:left="5760" w:hanging="360"/>
+      </w:pPr>
+      <w:rPr>
+        <w:rFonts w:ascii="Courier New" w:hAnsi="Courier New" w:cs="Courier New" w:hint="default"/>
+      </w:rPr>
+    </w:lvl>
+    <w:lvl w:ilvl="8" w:tplc="04160005" w:tentative="1">
+      <w:start w:val="1"/>
+      <w:numFmt w:val="bullet"/>
+      <w:lvlText w:val=""/>
+      <w:lvlJc w:val="left"/>
+      <w:pPr>
+        <w:ind w:left="6480" w:hanging="360"/>
+      </w:pPr>
+      <w:rPr>
+        <w:rFonts w:ascii="Wingdings" w:hAnsi="Wingdings" w:hint="default"/>
+      </w:rPr>
+    </w:lvl>
+  </w:abstractNum>
+  <w:abstractNum w:abstractNumId="8" w15:restartNumberingAfterBreak="0">
     <w:nsid w:val="2E8B3CFB"/>
     <w:multiLevelType w:val="multilevel"/>
     <w:tmpl w:val="C80E5A00"/>
@@ -1606,14 +2223,14 @@
       </w:rPr>
     </w:lvl>
   </w:abstractNum>
-  <w:abstractNum w:abstractNumId="7" w15:restartNumberingAfterBreak="0">
+  <w:abstractNum w:abstractNumId="9" w15:restartNumberingAfterBreak="0">
     <w:nsid w:val="326F0C23"/>
     <w:multiLevelType w:val="multilevel"/>
-    <w:tmpl w:val="C80E5A00"/>
+    <w:tmpl w:val="F64A35C6"/>
     <w:lvl w:ilvl="0">
       <w:start w:val="1"/>
       <w:numFmt w:val="decimal"/>
-      <w:lvlText w:val="4a%1"/>
+      <w:lvlText w:val="3a%1"/>
       <w:lvlJc w:val="left"/>
       <w:pPr>
         <w:ind w:left="360" w:hanging="360"/>
@@ -1719,7 +2336,156 @@
       </w:rPr>
     </w:lvl>
   </w:abstractNum>
-  <w:abstractNum w:abstractNumId="8" w15:restartNumberingAfterBreak="0">
+  <w:abstractNum w:abstractNumId="10" w15:restartNumberingAfterBreak="0">
+    <w:nsid w:val="328B4342"/>
+    <w:multiLevelType w:val="multilevel"/>
+    <w:tmpl w:val="F9A859B6"/>
+    <w:lvl w:ilvl="0">
+      <w:start w:val="1"/>
+      <w:numFmt w:val="bullet"/>
+      <w:lvlText w:val=""/>
+      <w:lvlJc w:val="left"/>
+      <w:pPr>
+        <w:tabs>
+          <w:tab w:val="num" w:pos="720"/>
+        </w:tabs>
+        <w:ind w:left="720" w:hanging="360"/>
+      </w:pPr>
+      <w:rPr>
+        <w:rFonts w:ascii="Symbol" w:hAnsi="Symbol" w:hint="default"/>
+        <w:sz w:val="20"/>
+      </w:rPr>
+    </w:lvl>
+    <w:lvl w:ilvl="1" w:tentative="1">
+      <w:start w:val="1"/>
+      <w:numFmt w:val="bullet"/>
+      <w:lvlText w:val="o"/>
+      <w:lvlJc w:val="left"/>
+      <w:pPr>
+        <w:tabs>
+          <w:tab w:val="num" w:pos="1440"/>
+        </w:tabs>
+        <w:ind w:left="1440" w:hanging="360"/>
+      </w:pPr>
+      <w:rPr>
+        <w:rFonts w:ascii="Courier New" w:hAnsi="Courier New" w:hint="default"/>
+        <w:sz w:val="20"/>
+      </w:rPr>
+    </w:lvl>
+    <w:lvl w:ilvl="2" w:tentative="1">
+      <w:start w:val="1"/>
+      <w:numFmt w:val="bullet"/>
+      <w:lvlText w:val=""/>
+      <w:lvlJc w:val="left"/>
+      <w:pPr>
+        <w:tabs>
+          <w:tab w:val="num" w:pos="2160"/>
+        </w:tabs>
+        <w:ind w:left="2160" w:hanging="360"/>
+      </w:pPr>
+      <w:rPr>
+        <w:rFonts w:ascii="Wingdings" w:hAnsi="Wingdings" w:hint="default"/>
+        <w:sz w:val="20"/>
+      </w:rPr>
+    </w:lvl>
+    <w:lvl w:ilvl="3" w:tentative="1">
+      <w:start w:val="1"/>
+      <w:numFmt w:val="bullet"/>
+      <w:lvlText w:val=""/>
+      <w:lvlJc w:val="left"/>
+      <w:pPr>
+        <w:tabs>
+          <w:tab w:val="num" w:pos="2880"/>
+        </w:tabs>
+        <w:ind w:left="2880" w:hanging="360"/>
+      </w:pPr>
+      <w:rPr>
+        <w:rFonts w:ascii="Wingdings" w:hAnsi="Wingdings" w:hint="default"/>
+        <w:sz w:val="20"/>
+      </w:rPr>
+    </w:lvl>
+    <w:lvl w:ilvl="4" w:tentative="1">
+      <w:start w:val="1"/>
+      <w:numFmt w:val="bullet"/>
+      <w:lvlText w:val=""/>
+      <w:lvlJc w:val="left"/>
+      <w:pPr>
+        <w:tabs>
+          <w:tab w:val="num" w:pos="3600"/>
+        </w:tabs>
+        <w:ind w:left="3600" w:hanging="360"/>
+      </w:pPr>
+      <w:rPr>
+        <w:rFonts w:ascii="Wingdings" w:hAnsi="Wingdings" w:hint="default"/>
+        <w:sz w:val="20"/>
+      </w:rPr>
+    </w:lvl>
+    <w:lvl w:ilvl="5" w:tentative="1">
+      <w:start w:val="1"/>
+      <w:numFmt w:val="bullet"/>
+      <w:lvlText w:val=""/>
+      <w:lvlJc w:val="left"/>
+      <w:pPr>
+        <w:tabs>
+          <w:tab w:val="num" w:pos="4320"/>
+        </w:tabs>
+        <w:ind w:left="4320" w:hanging="360"/>
+      </w:pPr>
+      <w:rPr>
+        <w:rFonts w:ascii="Wingdings" w:hAnsi="Wingdings" w:hint="default"/>
+        <w:sz w:val="20"/>
+      </w:rPr>
+    </w:lvl>
+    <w:lvl w:ilvl="6" w:tentative="1">
+      <w:start w:val="1"/>
+      <w:numFmt w:val="bullet"/>
+      <w:lvlText w:val=""/>
+      <w:lvlJc w:val="left"/>
+      <w:pPr>
+        <w:tabs>
+          <w:tab w:val="num" w:pos="5040"/>
+        </w:tabs>
+        <w:ind w:left="5040" w:hanging="360"/>
+      </w:pPr>
+      <w:rPr>
+        <w:rFonts w:ascii="Wingdings" w:hAnsi="Wingdings" w:hint="default"/>
+        <w:sz w:val="20"/>
+      </w:rPr>
+    </w:lvl>
+    <w:lvl w:ilvl="7" w:tentative="1">
+      <w:start w:val="1"/>
+      <w:numFmt w:val="bullet"/>
+      <w:lvlText w:val=""/>
+      <w:lvlJc w:val="left"/>
+      <w:pPr>
+        <w:tabs>
+          <w:tab w:val="num" w:pos="5760"/>
+        </w:tabs>
+        <w:ind w:left="5760" w:hanging="360"/>
+      </w:pPr>
+      <w:rPr>
+        <w:rFonts w:ascii="Wingdings" w:hAnsi="Wingdings" w:hint="default"/>
+        <w:sz w:val="20"/>
+      </w:rPr>
+    </w:lvl>
+    <w:lvl w:ilvl="8" w:tentative="1">
+      <w:start w:val="1"/>
+      <w:numFmt w:val="bullet"/>
+      <w:lvlText w:val=""/>
+      <w:lvlJc w:val="left"/>
+      <w:pPr>
+        <w:tabs>
+          <w:tab w:val="num" w:pos="6480"/>
+        </w:tabs>
+        <w:ind w:left="6480" w:hanging="360"/>
+      </w:pPr>
+      <w:rPr>
+        <w:rFonts w:ascii="Wingdings" w:hAnsi="Wingdings" w:hint="default"/>
+        <w:sz w:val="20"/>
+      </w:rPr>
+    </w:lvl>
+  </w:abstractNum>
+  <w:abstractNum w:abstractNumId="11" w15:restartNumberingAfterBreak="0">
     <w:nsid w:val="369E12CA"/>
     <w:multiLevelType w:val="hybridMultilevel"/>
     <w:tmpl w:val="AD841418"/>
@@ -1809,14 +2575,163 @@
       </w:pPr>
     </w:lvl>
   </w:abstractNum>
-  <w:abstractNum w:abstractNumId="9" w15:restartNumberingAfterBreak="0">
+  <w:abstractNum w:abstractNumId="12" w15:restartNumberingAfterBreak="0">
+    <w:nsid w:val="36EA78BA"/>
+    <w:multiLevelType w:val="multilevel"/>
+    <w:tmpl w:val="9E8E2A18"/>
+    <w:lvl w:ilvl="0">
+      <w:start w:val="1"/>
+      <w:numFmt w:val="bullet"/>
+      <w:lvlText w:val=""/>
+      <w:lvlJc w:val="left"/>
+      <w:pPr>
+        <w:tabs>
+          <w:tab w:val="num" w:pos="720"/>
+        </w:tabs>
+        <w:ind w:left="720" w:hanging="360"/>
+      </w:pPr>
+      <w:rPr>
+        <w:rFonts w:ascii="Symbol" w:hAnsi="Symbol" w:hint="default"/>
+        <w:sz w:val="20"/>
+      </w:rPr>
+    </w:lvl>
+    <w:lvl w:ilvl="1" w:tentative="1">
+      <w:start w:val="1"/>
+      <w:numFmt w:val="bullet"/>
+      <w:lvlText w:val="o"/>
+      <w:lvlJc w:val="left"/>
+      <w:pPr>
+        <w:tabs>
+          <w:tab w:val="num" w:pos="1440"/>
+        </w:tabs>
+        <w:ind w:left="1440" w:hanging="360"/>
+      </w:pPr>
+      <w:rPr>
+        <w:rFonts w:ascii="Courier New" w:hAnsi="Courier New" w:hint="default"/>
+        <w:sz w:val="20"/>
+      </w:rPr>
+    </w:lvl>
+    <w:lvl w:ilvl="2" w:tentative="1">
+      <w:start w:val="1"/>
+      <w:numFmt w:val="bullet"/>
+      <w:lvlText w:val=""/>
+      <w:lvlJc w:val="left"/>
+      <w:pPr>
+        <w:tabs>
+          <w:tab w:val="num" w:pos="2160"/>
+        </w:tabs>
+        <w:ind w:left="2160" w:hanging="360"/>
+      </w:pPr>
+      <w:rPr>
+        <w:rFonts w:ascii="Wingdings" w:hAnsi="Wingdings" w:hint="default"/>
+        <w:sz w:val="20"/>
+      </w:rPr>
+    </w:lvl>
+    <w:lvl w:ilvl="3" w:tentative="1">
+      <w:start w:val="1"/>
+      <w:numFmt w:val="bullet"/>
+      <w:lvlText w:val=""/>
+      <w:lvlJc w:val="left"/>
+      <w:pPr>
+        <w:tabs>
+          <w:tab w:val="num" w:pos="2880"/>
+        </w:tabs>
+        <w:ind w:left="2880" w:hanging="360"/>
+      </w:pPr>
+      <w:rPr>
+        <w:rFonts w:ascii="Wingdings" w:hAnsi="Wingdings" w:hint="default"/>
+        <w:sz w:val="20"/>
+      </w:rPr>
+    </w:lvl>
+    <w:lvl w:ilvl="4" w:tentative="1">
+      <w:start w:val="1"/>
+      <w:numFmt w:val="bullet"/>
+      <w:lvlText w:val=""/>
+      <w:lvlJc w:val="left"/>
+      <w:pPr>
+        <w:tabs>
+          <w:tab w:val="num" w:pos="3600"/>
+        </w:tabs>
+        <w:ind w:left="3600" w:hanging="360"/>
+      </w:pPr>
+      <w:rPr>
+        <w:rFonts w:ascii="Wingdings" w:hAnsi="Wingdings" w:hint="default"/>
+        <w:sz w:val="20"/>
+      </w:rPr>
+    </w:lvl>
+    <w:lvl w:ilvl="5" w:tentative="1">
+      <w:start w:val="1"/>
+      <w:numFmt w:val="bullet"/>
+      <w:lvlText w:val=""/>
+      <w:lvlJc w:val="left"/>
+      <w:pPr>
+        <w:tabs>
+          <w:tab w:val="num" w:pos="4320"/>
+        </w:tabs>
+        <w:ind w:left="4320" w:hanging="360"/>
+      </w:pPr>
+      <w:rPr>
+        <w:rFonts w:ascii="Wingdings" w:hAnsi="Wingdings" w:hint="default"/>
+        <w:sz w:val="20"/>
+      </w:rPr>
+    </w:lvl>
+    <w:lvl w:ilvl="6" w:tentative="1">
+      <w:start w:val="1"/>
+      <w:numFmt w:val="bullet"/>
+      <w:lvlText w:val=""/>
+      <w:lvlJc w:val="left"/>
+      <w:pPr>
+        <w:tabs>
+          <w:tab w:val="num" w:pos="5040"/>
+        </w:tabs>
+        <w:ind w:left="5040" w:hanging="360"/>
+      </w:pPr>
+      <w:rPr>
+        <w:rFonts w:ascii="Wingdings" w:hAnsi="Wingdings" w:hint="default"/>
+        <w:sz w:val="20"/>
+      </w:rPr>
+    </w:lvl>
+    <w:lvl w:ilvl="7" w:tentative="1">
+      <w:start w:val="1"/>
+      <w:numFmt w:val="bullet"/>
+      <w:lvlText w:val=""/>
+      <w:lvlJc w:val="left"/>
+      <w:pPr>
+        <w:tabs>
+          <w:tab w:val="num" w:pos="5760"/>
+        </w:tabs>
+        <w:ind w:left="5760" w:hanging="360"/>
+      </w:pPr>
+      <w:rPr>
+        <w:rFonts w:ascii="Wingdings" w:hAnsi="Wingdings" w:hint="default"/>
+        <w:sz w:val="20"/>
+      </w:rPr>
+    </w:lvl>
+    <w:lvl w:ilvl="8" w:tentative="1">
+      <w:start w:val="1"/>
+      <w:numFmt w:val="bullet"/>
+      <w:lvlText w:val=""/>
+      <w:lvlJc w:val="left"/>
+      <w:pPr>
+        <w:tabs>
+          <w:tab w:val="num" w:pos="6480"/>
+        </w:tabs>
+        <w:ind w:left="6480" w:hanging="360"/>
+      </w:pPr>
+      <w:rPr>
+        <w:rFonts w:ascii="Wingdings" w:hAnsi="Wingdings" w:hint="default"/>
+        <w:sz w:val="20"/>
+      </w:rPr>
+    </w:lvl>
+  </w:abstractNum>
+  <w:abstractNum w:abstractNumId="13" w15:restartNumberingAfterBreak="0">
     <w:nsid w:val="429D5100"/>
     <w:multiLevelType w:val="multilevel"/>
-    <w:tmpl w:val="3CFCE0BA"/>
+    <w:tmpl w:val="40CAF360"/>
     <w:lvl w:ilvl="0">
       <w:start w:val="1"/>
       <w:numFmt w:val="none"/>
-      <w:lvlText w:val="4b%1"/>
+      <w:lvlText w:val="9a"/>
       <w:lvlJc w:val="left"/>
       <w:pPr>
         <w:ind w:left="360" w:hanging="360"/>
@@ -1922,14 +2837,127 @@
       </w:rPr>
     </w:lvl>
   </w:abstractNum>
-  <w:abstractNum w:abstractNumId="10" w15:restartNumberingAfterBreak="0">
+  <w:abstractNum w:abstractNumId="14" w15:restartNumberingAfterBreak="0">
+    <w:nsid w:val="45656443"/>
+    <w:multiLevelType w:val="hybridMultilevel"/>
+    <w:tmpl w:val="54129A62"/>
+    <w:lvl w:ilvl="0" w:tplc="04160001">
+      <w:start w:val="1"/>
+      <w:numFmt w:val="bullet"/>
+      <w:lvlText w:val=""/>
+      <w:lvlJc w:val="left"/>
+      <w:pPr>
+        <w:ind w:left="720" w:hanging="360"/>
+      </w:pPr>
+      <w:rPr>
+        <w:rFonts w:ascii="Symbol" w:hAnsi="Symbol" w:hint="default"/>
+      </w:rPr>
+    </w:lvl>
+    <w:lvl w:ilvl="1" w:tplc="04160003" w:tentative="1">
+      <w:start w:val="1"/>
+      <w:numFmt w:val="bullet"/>
+      <w:lvlText w:val="o"/>
+      <w:lvlJc w:val="left"/>
+      <w:pPr>
+        <w:ind w:left="1440" w:hanging="360"/>
+      </w:pPr>
+      <w:rPr>
+        <w:rFonts w:ascii="Courier New" w:hAnsi="Courier New" w:cs="Courier New" w:hint="default"/>
+      </w:rPr>
+    </w:lvl>
+    <w:lvl w:ilvl="2" w:tplc="04160005" w:tentative="1">
+      <w:start w:val="1"/>
+      <w:numFmt w:val="bullet"/>
+      <w:lvlText w:val=""/>
+      <w:lvlJc w:val="left"/>
+      <w:pPr>
+        <w:ind w:left="2160" w:hanging="360"/>
+      </w:pPr>
+      <w:rPr>
+        <w:rFonts w:ascii="Wingdings" w:hAnsi="Wingdings" w:hint="default"/>
+      </w:rPr>
+    </w:lvl>
+    <w:lvl w:ilvl="3" w:tplc="04160001" w:tentative="1">
+      <w:start w:val="1"/>
+      <w:numFmt w:val="bullet"/>
+      <w:lvlText w:val=""/>
+      <w:lvlJc w:val="left"/>
+      <w:pPr>
+        <w:ind w:left="2880" w:hanging="360"/>
+      </w:pPr>
+      <w:rPr>
+        <w:rFonts w:ascii="Symbol" w:hAnsi="Symbol" w:hint="default"/>
+      </w:rPr>
+    </w:lvl>
+    <w:lvl w:ilvl="4" w:tplc="04160003" w:tentative="1">
+      <w:start w:val="1"/>
+      <w:numFmt w:val="bullet"/>
+      <w:lvlText w:val="o"/>
+      <w:lvlJc w:val="left"/>
+      <w:pPr>
+        <w:ind w:left="3600" w:hanging="360"/>
+      </w:pPr>
+      <w:rPr>
+        <w:rFonts w:ascii="Courier New" w:hAnsi="Courier New" w:cs="Courier New" w:hint="default"/>
+      </w:rPr>
+    </w:lvl>
+    <w:lvl w:ilvl="5" w:tplc="04160005" w:tentative="1">
+      <w:start w:val="1"/>
+      <w:numFmt w:val="bullet"/>
+      <w:lvlText w:val=""/>
+      <w:lvlJc w:val="left"/>
+      <w:pPr>
+        <w:ind w:left="4320" w:hanging="360"/>
+      </w:pPr>
+      <w:rPr>
+        <w:rFonts w:ascii="Wingdings" w:hAnsi="Wingdings" w:hint="default"/>
+      </w:rPr>
+    </w:lvl>
+    <w:lvl w:ilvl="6" w:tplc="04160001" w:tentative="1">
+      <w:start w:val="1"/>
+      <w:numFmt w:val="bullet"/>
+      <w:lvlText w:val=""/>
+      <w:lvlJc w:val="left"/>
+      <w:pPr>
+        <w:ind w:left="5040" w:hanging="360"/>
+      </w:pPr>
+      <w:rPr>
+        <w:rFonts w:ascii="Symbol" w:hAnsi="Symbol" w:hint="default"/>
+      </w:rPr>
+    </w:lvl>
+    <w:lvl w:ilvl="7" w:tplc="04160003" w:tentative="1">
+      <w:start w:val="1"/>
+      <w:numFmt w:val="bullet"/>
+      <w:lvlText w:val="o"/>
+      <w:lvlJc w:val="left"/>
+      <w:pPr>
+        <w:ind w:left="5760" w:hanging="360"/>
+      </w:pPr>
+      <w:rPr>
+        <w:rFonts w:ascii="Courier New" w:hAnsi="Courier New" w:cs="Courier New" w:hint="default"/>
+      </w:rPr>
+    </w:lvl>
+    <w:lvl w:ilvl="8" w:tplc="04160005" w:tentative="1">
+      <w:start w:val="1"/>
+      <w:numFmt w:val="bullet"/>
+      <w:lvlText w:val=""/>
+      <w:lvlJc w:val="left"/>
+      <w:pPr>
+        <w:ind w:left="6480" w:hanging="360"/>
+      </w:pPr>
+      <w:rPr>
+        <w:rFonts w:ascii="Wingdings" w:hAnsi="Wingdings" w:hint="default"/>
+      </w:rPr>
+    </w:lvl>
+  </w:abstractNum>
+  <w:abstractNum w:abstractNumId="15" w15:restartNumberingAfterBreak="0">
     <w:nsid w:val="4CCB45C2"/>
     <w:multiLevelType w:val="multilevel"/>
-    <w:tmpl w:val="1650482E"/>
+    <w:tmpl w:val="CA62A598"/>
     <w:lvl w:ilvl="0">
       <w:start w:val="1"/>
       <w:numFmt w:val="decimal"/>
-      <w:lvlText w:val="4b%1"/>
+      <w:lvlText w:val="9a%1"/>
       <w:lvlJc w:val="left"/>
       <w:pPr>
         <w:ind w:left="360" w:hanging="360"/>
@@ -2035,14 +3063,14 @@
       </w:rPr>
     </w:lvl>
   </w:abstractNum>
-  <w:abstractNum w:abstractNumId="11" w15:restartNumberingAfterBreak="0">
+  <w:abstractNum w:abstractNumId="16" w15:restartNumberingAfterBreak="0">
     <w:nsid w:val="50F63209"/>
     <w:multiLevelType w:val="multilevel"/>
-    <w:tmpl w:val="E76E1C30"/>
+    <w:tmpl w:val="4BC8AAA8"/>
     <w:lvl w:ilvl="0">
       <w:start w:val="1"/>
       <w:numFmt w:val="none"/>
-      <w:lvlText w:val="6a"/>
+      <w:lvlText w:val="7a"/>
       <w:lvlJc w:val="left"/>
       <w:pPr>
         <w:ind w:left="360" w:hanging="360"/>
@@ -2148,7 +3176,7 @@
       </w:rPr>
     </w:lvl>
   </w:abstractNum>
-  <w:abstractNum w:abstractNumId="12" w15:restartNumberingAfterBreak="0">
+  <w:abstractNum w:abstractNumId="17" w15:restartNumberingAfterBreak="0">
     <w:nsid w:val="53B92557"/>
     <w:multiLevelType w:val="multilevel"/>
     <w:tmpl w:val="0416001D"/>
@@ -2234,7 +3262,305 @@
       </w:pPr>
     </w:lvl>
   </w:abstractNum>
-  <w:abstractNum w:abstractNumId="13" w15:restartNumberingAfterBreak="0">
+  <w:abstractNum w:abstractNumId="18" w15:restartNumberingAfterBreak="0">
+    <w:nsid w:val="6128051E"/>
+    <w:multiLevelType w:val="multilevel"/>
+    <w:tmpl w:val="F21CC132"/>
+    <w:lvl w:ilvl="0">
+      <w:start w:val="1"/>
+      <w:numFmt w:val="bullet"/>
+      <w:lvlText w:val=""/>
+      <w:lvlJc w:val="left"/>
+      <w:pPr>
+        <w:tabs>
+          <w:tab w:val="num" w:pos="720"/>
+        </w:tabs>
+        <w:ind w:left="720" w:hanging="360"/>
+      </w:pPr>
+      <w:rPr>
+        <w:rFonts w:ascii="Symbol" w:hAnsi="Symbol" w:hint="default"/>
+        <w:sz w:val="20"/>
+      </w:rPr>
+    </w:lvl>
+    <w:lvl w:ilvl="1" w:tentative="1">
+      <w:start w:val="1"/>
+      <w:numFmt w:val="bullet"/>
+      <w:lvlText w:val="o"/>
+      <w:lvlJc w:val="left"/>
+      <w:pPr>
+        <w:tabs>
+          <w:tab w:val="num" w:pos="1440"/>
+        </w:tabs>
+        <w:ind w:left="1440" w:hanging="360"/>
+      </w:pPr>
+      <w:rPr>
+        <w:rFonts w:ascii="Courier New" w:hAnsi="Courier New" w:hint="default"/>
+        <w:sz w:val="20"/>
+      </w:rPr>
+    </w:lvl>
+    <w:lvl w:ilvl="2" w:tentative="1">
+      <w:start w:val="1"/>
+      <w:numFmt w:val="bullet"/>
+      <w:lvlText w:val=""/>
+      <w:lvlJc w:val="left"/>
+      <w:pPr>
+        <w:tabs>
+          <w:tab w:val="num" w:pos="2160"/>
+        </w:tabs>
+        <w:ind w:left="2160" w:hanging="360"/>
+      </w:pPr>
+      <w:rPr>
+        <w:rFonts w:ascii="Wingdings" w:hAnsi="Wingdings" w:hint="default"/>
+        <w:sz w:val="20"/>
+      </w:rPr>
+    </w:lvl>
+    <w:lvl w:ilvl="3" w:tentative="1">
+      <w:start w:val="1"/>
+      <w:numFmt w:val="bullet"/>
+      <w:lvlText w:val=""/>
+      <w:lvlJc w:val="left"/>
+      <w:pPr>
+        <w:tabs>
+          <w:tab w:val="num" w:pos="2880"/>
+        </w:tabs>
+        <w:ind w:left="2880" w:hanging="360"/>
+      </w:pPr>
+      <w:rPr>
+        <w:rFonts w:ascii="Wingdings" w:hAnsi="Wingdings" w:hint="default"/>
+        <w:sz w:val="20"/>
+      </w:rPr>
+    </w:lvl>
+    <w:lvl w:ilvl="4" w:tentative="1">
+      <w:start w:val="1"/>
+      <w:numFmt w:val="bullet"/>
+      <w:lvlText w:val=""/>
+      <w:lvlJc w:val="left"/>
+      <w:pPr>
+        <w:tabs>
+          <w:tab w:val="num" w:pos="3600"/>
+        </w:tabs>
+        <w:ind w:left="3600" w:hanging="360"/>
+      </w:pPr>
+      <w:rPr>
+        <w:rFonts w:ascii="Wingdings" w:hAnsi="Wingdings" w:hint="default"/>
+        <w:sz w:val="20"/>
+      </w:rPr>
+    </w:lvl>
+    <w:lvl w:ilvl="5" w:tentative="1">
+      <w:start w:val="1"/>
+      <w:numFmt w:val="bullet"/>
+      <w:lvlText w:val=""/>
+      <w:lvlJc w:val="left"/>
+      <w:pPr>
+        <w:tabs>
+          <w:tab w:val="num" w:pos="4320"/>
+        </w:tabs>
+        <w:ind w:left="4320" w:hanging="360"/>
+      </w:pPr>
+      <w:rPr>
+        <w:rFonts w:ascii="Wingdings" w:hAnsi="Wingdings" w:hint="default"/>
+        <w:sz w:val="20"/>
+      </w:rPr>
+    </w:lvl>
+    <w:lvl w:ilvl="6" w:tentative="1">
+      <w:start w:val="1"/>
+      <w:numFmt w:val="bullet"/>
+      <w:lvlText w:val=""/>
+      <w:lvlJc w:val="left"/>
+      <w:pPr>
+        <w:tabs>
+          <w:tab w:val="num" w:pos="5040"/>
+        </w:tabs>
+        <w:ind w:left="5040" w:hanging="360"/>
+      </w:pPr>
+      <w:rPr>
+        <w:rFonts w:ascii="Wingdings" w:hAnsi="Wingdings" w:hint="default"/>
+        <w:sz w:val="20"/>
+      </w:rPr>
+    </w:lvl>
+    <w:lvl w:ilvl="7" w:tentative="1">
+      <w:start w:val="1"/>
+      <w:numFmt w:val="bullet"/>
+      <w:lvlText w:val=""/>
+      <w:lvlJc w:val="left"/>
+      <w:pPr>
+        <w:tabs>
+          <w:tab w:val="num" w:pos="5760"/>
+        </w:tabs>
+        <w:ind w:left="5760" w:hanging="360"/>
+      </w:pPr>
+      <w:rPr>
+        <w:rFonts w:ascii="Wingdings" w:hAnsi="Wingdings" w:hint="default"/>
+        <w:sz w:val="20"/>
+      </w:rPr>
+    </w:lvl>
+    <w:lvl w:ilvl="8" w:tentative="1">
+      <w:start w:val="1"/>
+      <w:numFmt w:val="bullet"/>
+      <w:lvlText w:val=""/>
+      <w:lvlJc w:val="left"/>
+      <w:pPr>
+        <w:tabs>
+          <w:tab w:val="num" w:pos="6480"/>
+        </w:tabs>
+        <w:ind w:left="6480" w:hanging="360"/>
+      </w:pPr>
+      <w:rPr>
+        <w:rFonts w:ascii="Wingdings" w:hAnsi="Wingdings" w:hint="default"/>
+        <w:sz w:val="20"/>
+      </w:rPr>
+    </w:lvl>
+  </w:abstractNum>
+  <w:abstractNum w:abstractNumId="19" w15:restartNumberingAfterBreak="0">
+    <w:nsid w:val="646E2E8A"/>
+    <w:multiLevelType w:val="multilevel"/>
+    <w:tmpl w:val="20662DD4"/>
+    <w:lvl w:ilvl="0">
+      <w:start w:val="1"/>
+      <w:numFmt w:val="bullet"/>
+      <w:lvlText w:val=""/>
+      <w:lvlJc w:val="left"/>
+      <w:pPr>
+        <w:tabs>
+          <w:tab w:val="num" w:pos="720"/>
+        </w:tabs>
+        <w:ind w:left="720" w:hanging="360"/>
+      </w:pPr>
+      <w:rPr>
+        <w:rFonts w:ascii="Symbol" w:hAnsi="Symbol" w:hint="default"/>
+        <w:sz w:val="20"/>
+      </w:rPr>
+    </w:lvl>
+    <w:lvl w:ilvl="1" w:tentative="1">
+      <w:start w:val="1"/>
+      <w:numFmt w:val="bullet"/>
+      <w:lvlText w:val="o"/>
+      <w:lvlJc w:val="left"/>
+      <w:pPr>
+        <w:tabs>
+          <w:tab w:val="num" w:pos="1440"/>
+        </w:tabs>
+        <w:ind w:left="1440" w:hanging="360"/>
+      </w:pPr>
+      <w:rPr>
+        <w:rFonts w:ascii="Courier New" w:hAnsi="Courier New" w:hint="default"/>
+        <w:sz w:val="20"/>
+      </w:rPr>
+    </w:lvl>
+    <w:lvl w:ilvl="2" w:tentative="1">
+      <w:start w:val="1"/>
+      <w:numFmt w:val="bullet"/>
+      <w:lvlText w:val=""/>
+      <w:lvlJc w:val="left"/>
+      <w:pPr>
+        <w:tabs>
+          <w:tab w:val="num" w:pos="2160"/>
+        </w:tabs>
+        <w:ind w:left="2160" w:hanging="360"/>
+      </w:pPr>
+      <w:rPr>
+        <w:rFonts w:ascii="Wingdings" w:hAnsi="Wingdings" w:hint="default"/>
+        <w:sz w:val="20"/>
+      </w:rPr>
+    </w:lvl>
+    <w:lvl w:ilvl="3" w:tentative="1">
+      <w:start w:val="1"/>
+      <w:numFmt w:val="bullet"/>
+      <w:lvlText w:val=""/>
+      <w:lvlJc w:val="left"/>
+      <w:pPr>
+        <w:tabs>
+          <w:tab w:val="num" w:pos="2880"/>
+        </w:tabs>
+        <w:ind w:left="2880" w:hanging="360"/>
+      </w:pPr>
+      <w:rPr>
+        <w:rFonts w:ascii="Wingdings" w:hAnsi="Wingdings" w:hint="default"/>
+        <w:sz w:val="20"/>
+      </w:rPr>
+    </w:lvl>
+    <w:lvl w:ilvl="4" w:tentative="1">
+      <w:start w:val="1"/>
+      <w:numFmt w:val="bullet"/>
+      <w:lvlText w:val=""/>
+      <w:lvlJc w:val="left"/>
+      <w:pPr>
+        <w:tabs>
+          <w:tab w:val="num" w:pos="3600"/>
+        </w:tabs>
+        <w:ind w:left="3600" w:hanging="360"/>
+      </w:pPr>
+      <w:rPr>
+        <w:rFonts w:ascii="Wingdings" w:hAnsi="Wingdings" w:hint="default"/>
+        <w:sz w:val="20"/>
+      </w:rPr>
+    </w:lvl>
+    <w:lvl w:ilvl="5" w:tentative="1">
+      <w:start w:val="1"/>
+      <w:numFmt w:val="bullet"/>
+      <w:lvlText w:val=""/>
+      <w:lvlJc w:val="left"/>
+      <w:pPr>
+        <w:tabs>
+          <w:tab w:val="num" w:pos="4320"/>
+        </w:tabs>
+        <w:ind w:left="4320" w:hanging="360"/>
+      </w:pPr>
+      <w:rPr>
+        <w:rFonts w:ascii="Wingdings" w:hAnsi="Wingdings" w:hint="default"/>
+        <w:sz w:val="20"/>
+      </w:rPr>
+    </w:lvl>
+    <w:lvl w:ilvl="6" w:tentative="1">
+      <w:start w:val="1"/>
+      <w:numFmt w:val="bullet"/>
+      <w:lvlText w:val=""/>
+      <w:lvlJc w:val="left"/>
+      <w:pPr>
+        <w:tabs>
+          <w:tab w:val="num" w:pos="5040"/>
+        </w:tabs>
+        <w:ind w:left="5040" w:hanging="360"/>
+      </w:pPr>
+      <w:rPr>
+        <w:rFonts w:ascii="Wingdings" w:hAnsi="Wingdings" w:hint="default"/>
+        <w:sz w:val="20"/>
+      </w:rPr>
+    </w:lvl>
+    <w:lvl w:ilvl="7" w:tentative="1">
+      <w:start w:val="1"/>
+      <w:numFmt w:val="bullet"/>
+      <w:lvlText w:val=""/>
+      <w:lvlJc w:val="left"/>
+      <w:pPr>
+        <w:tabs>
+          <w:tab w:val="num" w:pos="5760"/>
+        </w:tabs>
+        <w:ind w:left="5760" w:hanging="360"/>
+      </w:pPr>
+      <w:rPr>
+        <w:rFonts w:ascii="Wingdings" w:hAnsi="Wingdings" w:hint="default"/>
+        <w:sz w:val="20"/>
+      </w:rPr>
+    </w:lvl>
+    <w:lvl w:ilvl="8" w:tentative="1">
+      <w:start w:val="1"/>
+      <w:numFmt w:val="bullet"/>
+      <w:lvlText w:val=""/>
+      <w:lvlJc w:val="left"/>
+      <w:pPr>
+        <w:tabs>
+          <w:tab w:val="num" w:pos="6480"/>
+        </w:tabs>
+        <w:ind w:left="6480" w:hanging="360"/>
+      </w:pPr>
+      <w:rPr>
+        <w:rFonts w:ascii="Wingdings" w:hAnsi="Wingdings" w:hint="default"/>
+        <w:sz w:val="20"/>
+      </w:rPr>
+    </w:lvl>
+  </w:abstractNum>
+  <w:abstractNum w:abstractNumId="20" w15:restartNumberingAfterBreak="0">
     <w:nsid w:val="6E516222"/>
     <w:multiLevelType w:val="multilevel"/>
     <w:tmpl w:val="1650482E"/>
@@ -2347,14 +3673,14 @@
       </w:rPr>
     </w:lvl>
   </w:abstractNum>
-  <w:abstractNum w:abstractNumId="14" w15:restartNumberingAfterBreak="0">
+  <w:abstractNum w:abstractNumId="21" w15:restartNumberingAfterBreak="0">
     <w:nsid w:val="6F0D064E"/>
     <w:multiLevelType w:val="multilevel"/>
-    <w:tmpl w:val="F1A87396"/>
+    <w:tmpl w:val="4D74DB24"/>
     <w:lvl w:ilvl="0">
       <w:start w:val="1"/>
       <w:numFmt w:val="decimal"/>
-      <w:lvlText w:val="6a%1"/>
+      <w:lvlText w:val="7a%1"/>
       <w:lvlJc w:val="left"/>
       <w:pPr>
         <w:ind w:left="360" w:hanging="360"/>
@@ -2460,7 +3786,7 @@
       </w:rPr>
     </w:lvl>
   </w:abstractNum>
-  <w:abstractNum w:abstractNumId="15" w15:restartNumberingAfterBreak="0">
+  <w:abstractNum w:abstractNumId="22" w15:restartNumberingAfterBreak="0">
     <w:nsid w:val="771658D7"/>
     <w:multiLevelType w:val="multilevel"/>
     <w:tmpl w:val="9D5A070A"/>
@@ -2575,7 +3901,156 @@
       </w:rPr>
     </w:lvl>
   </w:abstractNum>
-  <w:abstractNum w:abstractNumId="16" w15:restartNumberingAfterBreak="0">
+  <w:abstractNum w:abstractNumId="23" w15:restartNumberingAfterBreak="0">
+    <w:nsid w:val="7A2E0CC8"/>
+    <w:multiLevelType w:val="multilevel"/>
+    <w:tmpl w:val="F022F53C"/>
+    <w:lvl w:ilvl="0">
+      <w:start w:val="1"/>
+      <w:numFmt w:val="bullet"/>
+      <w:lvlText w:val=""/>
+      <w:lvlJc w:val="left"/>
+      <w:pPr>
+        <w:tabs>
+          <w:tab w:val="num" w:pos="720"/>
+        </w:tabs>
+        <w:ind w:left="720" w:hanging="360"/>
+      </w:pPr>
+      <w:rPr>
+        <w:rFonts w:ascii="Symbol" w:hAnsi="Symbol" w:hint="default"/>
+        <w:sz w:val="20"/>
+      </w:rPr>
+    </w:lvl>
+    <w:lvl w:ilvl="1" w:tentative="1">
+      <w:start w:val="1"/>
+      <w:numFmt w:val="bullet"/>
+      <w:lvlText w:val="o"/>
+      <w:lvlJc w:val="left"/>
+      <w:pPr>
+        <w:tabs>
+          <w:tab w:val="num" w:pos="1440"/>
+        </w:tabs>
+        <w:ind w:left="1440" w:hanging="360"/>
+      </w:pPr>
+      <w:rPr>
+        <w:rFonts w:ascii="Courier New" w:hAnsi="Courier New" w:hint="default"/>
+        <w:sz w:val="20"/>
+      </w:rPr>
+    </w:lvl>
+    <w:lvl w:ilvl="2" w:tentative="1">
+      <w:start w:val="1"/>
+      <w:numFmt w:val="bullet"/>
+      <w:lvlText w:val=""/>
+      <w:lvlJc w:val="left"/>
+      <w:pPr>
+        <w:tabs>
+          <w:tab w:val="num" w:pos="2160"/>
+        </w:tabs>
+        <w:ind w:left="2160" w:hanging="360"/>
+      </w:pPr>
+      <w:rPr>
+        <w:rFonts w:ascii="Wingdings" w:hAnsi="Wingdings" w:hint="default"/>
+        <w:sz w:val="20"/>
+      </w:rPr>
+    </w:lvl>
+    <w:lvl w:ilvl="3" w:tentative="1">
+      <w:start w:val="1"/>
+      <w:numFmt w:val="bullet"/>
+      <w:lvlText w:val=""/>
+      <w:lvlJc w:val="left"/>
+      <w:pPr>
+        <w:tabs>
+          <w:tab w:val="num" w:pos="2880"/>
+        </w:tabs>
+        <w:ind w:left="2880" w:hanging="360"/>
+      </w:pPr>
+      <w:rPr>
+        <w:rFonts w:ascii="Wingdings" w:hAnsi="Wingdings" w:hint="default"/>
+        <w:sz w:val="20"/>
+      </w:rPr>
+    </w:lvl>
+    <w:lvl w:ilvl="4" w:tentative="1">
+      <w:start w:val="1"/>
+      <w:numFmt w:val="bullet"/>
+      <w:lvlText w:val=""/>
+      <w:lvlJc w:val="left"/>
+      <w:pPr>
+        <w:tabs>
+          <w:tab w:val="num" w:pos="3600"/>
+        </w:tabs>
+        <w:ind w:left="3600" w:hanging="360"/>
+      </w:pPr>
+      <w:rPr>
+        <w:rFonts w:ascii="Wingdings" w:hAnsi="Wingdings" w:hint="default"/>
+        <w:sz w:val="20"/>
+      </w:rPr>
+    </w:lvl>
+    <w:lvl w:ilvl="5" w:tentative="1">
+      <w:start w:val="1"/>
+      <w:numFmt w:val="bullet"/>
+      <w:lvlText w:val=""/>
+      <w:lvlJc w:val="left"/>
+      <w:pPr>
+        <w:tabs>
+          <w:tab w:val="num" w:pos="4320"/>
+        </w:tabs>
+        <w:ind w:left="4320" w:hanging="360"/>
+      </w:pPr>
+      <w:rPr>
+        <w:rFonts w:ascii="Wingdings" w:hAnsi="Wingdings" w:hint="default"/>
+        <w:sz w:val="20"/>
+      </w:rPr>
+    </w:lvl>
+    <w:lvl w:ilvl="6" w:tentative="1">
+      <w:start w:val="1"/>
+      <w:numFmt w:val="bullet"/>
+      <w:lvlText w:val=""/>
+      <w:lvlJc w:val="left"/>
+      <w:pPr>
+        <w:tabs>
+          <w:tab w:val="num" w:pos="5040"/>
+        </w:tabs>
+        <w:ind w:left="5040" w:hanging="360"/>
+      </w:pPr>
+      <w:rPr>
+        <w:rFonts w:ascii="Wingdings" w:hAnsi="Wingdings" w:hint="default"/>
+        <w:sz w:val="20"/>
+      </w:rPr>
+    </w:lvl>
+    <w:lvl w:ilvl="7" w:tentative="1">
+      <w:start w:val="1"/>
+      <w:numFmt w:val="bullet"/>
+      <w:lvlText w:val=""/>
+      <w:lvlJc w:val="left"/>
+      <w:pPr>
+        <w:tabs>
+          <w:tab w:val="num" w:pos="5760"/>
+        </w:tabs>
+        <w:ind w:left="5760" w:hanging="360"/>
+      </w:pPr>
+      <w:rPr>
+        <w:rFonts w:ascii="Wingdings" w:hAnsi="Wingdings" w:hint="default"/>
+        <w:sz w:val="20"/>
+      </w:rPr>
+    </w:lvl>
+    <w:lvl w:ilvl="8" w:tentative="1">
+      <w:start w:val="1"/>
+      <w:numFmt w:val="bullet"/>
+      <w:lvlText w:val=""/>
+      <w:lvlJc w:val="left"/>
+      <w:pPr>
+        <w:tabs>
+          <w:tab w:val="num" w:pos="6480"/>
+        </w:tabs>
+        <w:ind w:left="6480" w:hanging="360"/>
+      </w:pPr>
+      <w:rPr>
+        <w:rFonts w:ascii="Wingdings" w:hAnsi="Wingdings" w:hint="default"/>
+        <w:sz w:val="20"/>
+      </w:rPr>
+    </w:lvl>
+  </w:abstractNum>
+  <w:abstractNum w:abstractNumId="24" w15:restartNumberingAfterBreak="0">
     <w:nsid w:val="7F890B0A"/>
     <w:multiLevelType w:val="multilevel"/>
     <w:tmpl w:val="646CE030"/>
@@ -2689,55 +4164,208 @@
     </w:lvl>
   </w:abstractNum>
   <w:num w:numId="1" w16cid:durableId="184560390">
+    <w:abstractNumId w:val="11"/>
+  </w:num>
+  <w:num w:numId="2" w16cid:durableId="229116068">
     <w:abstractNumId w:val="8"/>
   </w:num>
-  <w:num w:numId="2" w16cid:durableId="229116068">
+  <w:num w:numId="3" w16cid:durableId="373508213">
+    <w:abstractNumId w:val="24"/>
+  </w:num>
+  <w:num w:numId="4" w16cid:durableId="662856377">
+    <w:abstractNumId w:val="2"/>
+  </w:num>
+  <w:num w:numId="5" w16cid:durableId="2056269920">
+    <w:abstractNumId w:val="3"/>
+  </w:num>
+  <w:num w:numId="6" w16cid:durableId="586381083">
     <w:abstractNumId w:val="6"/>
   </w:num>
-  <w:num w:numId="3" w16cid:durableId="373508213">
+  <w:num w:numId="7" w16cid:durableId="98986860">
+    <w:abstractNumId w:val="17"/>
+  </w:num>
+  <w:num w:numId="8" w16cid:durableId="1135370339">
+    <w:abstractNumId w:val="20"/>
+  </w:num>
+  <w:num w:numId="9" w16cid:durableId="8457917">
+    <w:abstractNumId w:val="4"/>
+  </w:num>
+  <w:num w:numId="10" w16cid:durableId="160774898">
+    <w:abstractNumId w:val="1"/>
+  </w:num>
+  <w:num w:numId="11" w16cid:durableId="83191715">
+    <w:abstractNumId w:val="22"/>
+  </w:num>
+  <w:num w:numId="12" w16cid:durableId="141385148">
+    <w:abstractNumId w:val="9"/>
+  </w:num>
+  <w:num w:numId="13" w16cid:durableId="614799546">
     <w:abstractNumId w:val="16"/>
   </w:num>
-  <w:num w:numId="4" w16cid:durableId="662856377">
-    <w:abstractNumId w:val="1"/>
-  </w:num>
-  <w:num w:numId="5" w16cid:durableId="2056269920">
-    <w:abstractNumId w:val="2"/>
-  </w:num>
-  <w:num w:numId="6" w16cid:durableId="586381083">
+  <w:num w:numId="14" w16cid:durableId="574127259">
     <w:abstractNumId w:val="5"/>
   </w:num>
-  <w:num w:numId="7" w16cid:durableId="98986860">
+  <w:num w:numId="15" w16cid:durableId="713699190">
+    <w:abstractNumId w:val="21"/>
+  </w:num>
+  <w:num w:numId="16" w16cid:durableId="57674156">
+    <w:abstractNumId w:val="15"/>
+  </w:num>
+  <w:num w:numId="17" w16cid:durableId="991837736">
+    <w:abstractNumId w:val="13"/>
+  </w:num>
+  <w:num w:numId="18" w16cid:durableId="258485703">
+    <w:abstractNumId w:val="10"/>
+  </w:num>
+  <w:num w:numId="19" w16cid:durableId="1162890415">
+    <w:abstractNumId w:val="7"/>
+  </w:num>
+  <w:num w:numId="20" w16cid:durableId="524054033">
+    <w:abstractNumId w:val="18"/>
+  </w:num>
+  <w:num w:numId="21" w16cid:durableId="1052466947">
+    <w:abstractNumId w:val="14"/>
+  </w:num>
+  <w:num w:numId="22" w16cid:durableId="1609005210">
+    <w:abstractNumId w:val="23"/>
+  </w:num>
+  <w:num w:numId="23" w16cid:durableId="195974489">
+    <w:abstractNumId w:val="0"/>
+  </w:num>
+  <w:num w:numId="24" w16cid:durableId="719859796">
     <w:abstractNumId w:val="12"/>
   </w:num>
-  <w:num w:numId="8" w16cid:durableId="1135370339">
-    <w:abstractNumId w:val="13"/>
+  <w:num w:numId="25" w16cid:durableId="1089958763">
+    <w:abstractNumId w:val="19"/>
   </w:num>
-  <w:num w:numId="9" w16cid:durableId="8457917">
-    <w:abstractNumId w:val="3"/>
-  </w:num>
-  <w:num w:numId="10" w16cid:durableId="160774898">
-    <w:abstractNumId w:val="0"/>
-  </w:num>
-  <w:num w:numId="11" w16cid:durableId="83191715">
-    <w:abstractNumId w:val="15"/>
-  </w:num>
-  <w:num w:numId="12" w16cid:durableId="141385148">
-    <w:abstractNumId w:val="7"/>
-  </w:num>
-  <w:num w:numId="13" w16cid:durableId="614799546">
-    <w:abstractNumId w:val="11"/>
-  </w:num>
-  <w:num w:numId="14" w16cid:durableId="574127259">
-    <w:abstractNumId w:val="4"/>
-  </w:num>
-  <w:num w:numId="15" w16cid:durableId="713699190">
-    <w:abstractNumId w:val="14"/>
-  </w:num>
-  <w:num w:numId="16" w16cid:durableId="57674156">
-    <w:abstractNumId w:val="10"/>
-  </w:num>
-  <w:num w:numId="17" w16cid:durableId="991837736">
-    <w:abstractNumId w:val="9"/>
+  <w:num w:numId="26" w16cid:durableId="90711410">
+    <w:abstractNumId w:val="24"/>
+    <w:lvlOverride w:ilvl="0">
+      <w:lvl w:ilvl="0">
+        <w:start w:val="1"/>
+        <w:numFmt w:val="none"/>
+        <w:lvlText w:val="3a"/>
+        <w:lvlJc w:val="left"/>
+        <w:pPr>
+          <w:ind w:left="360" w:hanging="360"/>
+        </w:pPr>
+        <w:rPr>
+          <w:rFonts w:hint="default"/>
+        </w:rPr>
+      </w:lvl>
+    </w:lvlOverride>
+    <w:lvlOverride w:ilvl="1">
+      <w:lvl w:ilvl="1">
+        <w:start w:val="1"/>
+        <w:numFmt w:val="lowerLetter"/>
+        <w:lvlText w:val="%2)"/>
+        <w:lvlJc w:val="left"/>
+        <w:pPr>
+          <w:ind w:left="720" w:hanging="360"/>
+        </w:pPr>
+        <w:rPr>
+          <w:rFonts w:hint="default"/>
+        </w:rPr>
+      </w:lvl>
+    </w:lvlOverride>
+    <w:lvlOverride w:ilvl="2">
+      <w:lvl w:ilvl="2">
+        <w:start w:val="1"/>
+        <w:numFmt w:val="lowerRoman"/>
+        <w:lvlText w:val="%3)"/>
+        <w:lvlJc w:val="left"/>
+        <w:pPr>
+          <w:ind w:left="1080" w:hanging="360"/>
+        </w:pPr>
+        <w:rPr>
+          <w:rFonts w:hint="default"/>
+        </w:rPr>
+      </w:lvl>
+    </w:lvlOverride>
+    <w:lvlOverride w:ilvl="3">
+      <w:lvl w:ilvl="3">
+        <w:start w:val="1"/>
+        <w:numFmt w:val="decimal"/>
+        <w:lvlText w:val="(%4)"/>
+        <w:lvlJc w:val="left"/>
+        <w:pPr>
+          <w:ind w:left="1440" w:hanging="360"/>
+        </w:pPr>
+        <w:rPr>
+          <w:rFonts w:hint="default"/>
+        </w:rPr>
+      </w:lvl>
+    </w:lvlOverride>
+    <w:lvlOverride w:ilvl="4">
+      <w:lvl w:ilvl="4">
+        <w:start w:val="1"/>
+        <w:numFmt w:val="lowerLetter"/>
+        <w:lvlText w:val="(%5)"/>
+        <w:lvlJc w:val="left"/>
+        <w:pPr>
+          <w:ind w:left="1800" w:hanging="360"/>
+        </w:pPr>
+        <w:rPr>
+          <w:rFonts w:hint="default"/>
+        </w:rPr>
+      </w:lvl>
+    </w:lvlOverride>
+    <w:lvlOverride w:ilvl="5">
+      <w:lvl w:ilvl="5">
+        <w:start w:val="1"/>
+        <w:numFmt w:val="lowerRoman"/>
+        <w:lvlText w:val="(%6)"/>
+        <w:lvlJc w:val="left"/>
+        <w:pPr>
+          <w:ind w:left="2160" w:hanging="360"/>
+        </w:pPr>
+        <w:rPr>
+          <w:rFonts w:hint="default"/>
+        </w:rPr>
+      </w:lvl>
+    </w:lvlOverride>
+    <w:lvlOverride w:ilvl="6">
+      <w:lvl w:ilvl="6">
+        <w:start w:val="1"/>
+        <w:numFmt w:val="decimal"/>
+        <w:lvlText w:val="%7."/>
+        <w:lvlJc w:val="left"/>
+        <w:pPr>
+          <w:ind w:left="2520" w:hanging="360"/>
+        </w:pPr>
+        <w:rPr>
+          <w:rFonts w:hint="default"/>
+        </w:rPr>
+      </w:lvl>
+    </w:lvlOverride>
+    <w:lvlOverride w:ilvl="7">
+      <w:lvl w:ilvl="7">
+        <w:start w:val="1"/>
+        <w:numFmt w:val="lowerLetter"/>
+        <w:lvlText w:val="%8."/>
+        <w:lvlJc w:val="left"/>
+        <w:pPr>
+          <w:ind w:left="2880" w:hanging="360"/>
+        </w:pPr>
+        <w:rPr>
+          <w:rFonts w:hint="default"/>
+        </w:rPr>
+      </w:lvl>
+    </w:lvlOverride>
+    <w:lvlOverride w:ilvl="8">
+      <w:lvl w:ilvl="8">
+        <w:start w:val="1"/>
+        <w:numFmt w:val="lowerRoman"/>
+        <w:lvlText w:val="%9."/>
+        <w:lvlJc w:val="left"/>
+        <w:pPr>
+          <w:ind w:left="3240" w:hanging="360"/>
+        </w:pPr>
+        <w:rPr>
+          <w:rFonts w:hint="default"/>
+        </w:rPr>
+      </w:lvl>
+    </w:lvlOverride>
   </w:num>
 </w:numbering>
 </file>
@@ -3345,7 +4973,6 @@
   <w:style w:type="character" w:default="1" w:styleId="Fontepargpadro">
     <w:name w:val="Default Paragraph Font"/>
     <w:uiPriority w:val="1"/>
-    <w:semiHidden/>
     <w:unhideWhenUsed/>
   </w:style>
   <w:style w:type="table" w:default="1" w:styleId="Tabelanormal">
